--- a/rapports/2026-06-06/EQ25/EQ25_sup_v2/DR_032202050007/28-91-28-32.docx
+++ b/rapports/2026-06-06/EQ25/EQ25_sup_v2/DR_032202050007/28-91-28-32.docx
@@ -297,7 +297,7 @@
           <w:color w:val="1F6FEB"/>
           <w:sz w:val="22"/>
         </w:rPr>
-        <w:t>⚠ INCOHÉRENCES À CORRIGER (104)</w:t>
+        <w:t>⚠ INCOHÉRENCES À CORRIGER (95)</w:t>
       </w:r>
     </w:p>
     <w:tbl>
@@ -724,7 +724,7 @@
                 <w:color w:val="16A34A"/>
                 <w:sz w:val="16"/>
               </w:rPr>
-              <w:t>—</w:t>
+              <w:t>s00q10, s01q35, s01q36, s01q37, s02q04, s02q15, s01q00b, s02q17_code</w:t>
             </w:r>
           </w:p>
         </w:tc>
@@ -755,7 +755,7 @@
                 <w:i w:val="0"/>
                 <w:sz w:val="17"/>
               </w:rPr>
-              <w:t>Incohérence!!! seulement les écoles privées paient les frais de scolarité (y compris les frais d'inscription).</w:t>
+              <w:t>Avertissement!!! L'âge (17 ans) de fallou Ndiaye avec son niveau d'étude (3ème année Primaire) semble incoherent, veuillez confirmer cette information avec le QG ou corriger l'incohérence.</w:t>
             </w:r>
           </w:p>
         </w:tc>
@@ -814,7 +814,7 @@
                 <w:color w:val="16A34A"/>
                 <w:sz w:val="16"/>
               </w:rPr>
-              <w:t>s01q32, s01q36, s01q38, s04q37_modif, s02q33, s02q34, s01q00b</w:t>
+              <w:t>—</w:t>
             </w:r>
           </w:p>
         </w:tc>
@@ -845,7 +845,7 @@
                 <w:i w:val="0"/>
                 <w:sz w:val="17"/>
               </w:rPr>
-              <w:t>Peu probable!!! Vu l'âge (14 ans) de Magnik Ndiaye ou l'année à laquelle Magnik Ndiaye a fréquenté l'école pour la dernière fois (.) le dernier diplome de Magnik Ndiaye ne peut être le Certificat d'études primaires (CEP), prière de corriger cette incohérence ou confirmer avec le QG.</w:t>
+              <w:t>Incoherent!!! Le niveau d'études suivi par sokhna Maï Ndiaye  au cours de l'année 2024/2025 est Secondaire 1 (Moyen) Général mais il déclare en 2.11 qu'il a obtenu comme résultat le Diplômé, études achevées.</w:t>
             </w:r>
           </w:p>
         </w:tc>
@@ -935,7 +935,7 @@
                 <w:i w:val="0"/>
                 <w:sz w:val="17"/>
               </w:rPr>
-              <w:t>Incoherent!!! Le niveau d'études suivi par sokhna Maï Ndiaye  au cours de l'année 2024/2025 est Secondaire 1 (Moyen) Général mais il déclare en 2.11 qu'il a obtenu comme résultat le Diplômé, études achevées.</w:t>
+              <w:t>Prière de corriger cette incoherence en 2.11.</w:t>
             </w:r>
           </w:p>
         </w:tc>
@@ -994,7 +994,7 @@
                 <w:color w:val="16A34A"/>
                 <w:sz w:val="16"/>
               </w:rPr>
-              <w:t>—</w:t>
+              <w:t>s01q32, s01q36, s01q38, s04q37_modif, s02q33, s02q34, s01q00b</w:t>
             </w:r>
           </w:p>
         </w:tc>
@@ -1025,7 +1025,7 @@
                 <w:i w:val="0"/>
                 <w:sz w:val="17"/>
               </w:rPr>
-              <w:t>Prière de corriger cette incoherence en 2.11.</w:t>
+              <w:t>Peu probable!!! Vu l'âge (17 ans) de sokhna Maï Ndiaye ou l'année à laquelle sokhna Maï Ndiaye a fréquenté l'école pour la dernière fois (.) le dernier diplome de sokhna Maï Ndiaye ne peut être le Certificat d'études primaires (CEP), prière de corriger cette incohérence ou confirmer avec le QG.</w:t>
             </w:r>
           </w:p>
         </w:tc>
@@ -1084,7 +1084,7 @@
                 <w:color w:val="16A34A"/>
                 <w:sz w:val="16"/>
               </w:rPr>
-              <w:t>s01q32, s01q36, s01q38, s04q37_modif, s02q33, s02q34, s01q00b</w:t>
+              <w:t>—</w:t>
             </w:r>
           </w:p>
         </w:tc>
@@ -1115,7 +1115,7 @@
                 <w:i w:val="0"/>
                 <w:sz w:val="17"/>
               </w:rPr>
-              <w:t>Peu probable!!! Vu l'âge (17 ans) de sokhna Maï Ndiaye ou l'année à laquelle sokhna Maï Ndiaye a fréquenté l'école pour la dernière fois (.) le dernier diplome de sokhna Maï Ndiaye ne peut être le Certificat d'études primaires (CEP), prière de corriger cette incohérence ou confirmer avec le QG.</w:t>
+              <w:t>Incohérent!! Le niveau d'instruction déclaré par l'un des enfants (Primaire) au niveau de la section 1 de Mandiaye Ndiaye diffère de celui donné par Mandiaye Ndiaye lui-même qui affirme ne pas avoir frequenté l'école formelle.</w:t>
             </w:r>
           </w:p>
         </w:tc>
@@ -1264,7 +1264,7 @@
                 <w:color w:val="16A34A"/>
                 <w:sz w:val="16"/>
               </w:rPr>
-              <w:t>s00q10, s01q35, s01q36, s01q37, s02q04, s02q15, s01q00b, s02q17_code</w:t>
+              <w:t>s01q32, s01q36, s01q38, s04q37_modif, s02q33, s02q34, s01q00b</w:t>
             </w:r>
           </w:p>
         </w:tc>
@@ -1295,7 +1295,7 @@
                 <w:i w:val="0"/>
                 <w:sz w:val="17"/>
               </w:rPr>
-              <w:t>Avertissement!!! L'âge (17 ans) de fallou Ndiaye avec son niveau d'étude (3ème année Primaire) semble incoherent, veuillez confirmer cette information avec le QG ou corriger l'incohérence.</w:t>
+              <w:t>Peu probable!!! Vu l'âge (14 ans) de Magnik Ndiaye ou l'année à laquelle Magnik Ndiaye a fréquenté l'école pour la dernière fois (.) le dernier diplome de Magnik Ndiaye ne peut être le Certificat d'études primaires (CEP), prière de corriger cette incohérence ou confirmer avec le QG.</w:t>
             </w:r>
           </w:p>
         </w:tc>
@@ -1328,6 +1328,1446 @@
                 <w:i w:val="0"/>
                 <w:sz w:val="16"/>
               </w:rPr>
+              <w:t>S04</w:t>
+              <w:br/>
+            </w:r>
+            <w:r>
+              <w:rPr>
+                <w:b w:val="0"/>
+                <w:i w:val="0"/>
+                <w:color w:val="64748B"/>
+                <w:sz w:val="14"/>
+              </w:rPr>
+              <w:t>Emploi</w:t>
+            </w:r>
+          </w:p>
+        </w:tc>
+        <w:tc>
+          <w:tcPr>
+            <w:tcW w:type="dxa" w:w="1531"/>
+          </w:tcPr>
+          <w:p>
+            <w:r>
+              <w:rPr>
+                <w:b/>
+                <w:i w:val="0"/>
+                <w:color w:val="16A34A"/>
+                <w:sz w:val="16"/>
+              </w:rPr>
+              <w:t>s04q46</w:t>
+            </w:r>
+          </w:p>
+        </w:tc>
+        <w:tc>
+          <w:tcPr>
+            <w:tcW w:type="dxa" w:w="1191"/>
+          </w:tcPr>
+          <w:p>
+            <w:r>
+              <w:rPr>
+                <w:b w:val="0"/>
+                <w:i w:val="0"/>
+                <w:color w:val="64748B"/>
+                <w:sz w:val="16"/>
+              </w:rPr>
+              <w:t>GT-CQ</w:t>
+            </w:r>
+          </w:p>
+        </w:tc>
+        <w:tc>
+          <w:tcPr>
+            <w:tcW w:type="dxa" w:w="4706"/>
+          </w:tcPr>
+          <w:p>
+            <w:r>
+              <w:rPr>
+                <w:b w:val="0"/>
+                <w:i w:val="0"/>
+                <w:sz w:val="17"/>
+              </w:rPr>
+              <w:t>Incohérence! Magnik Ndiaye  evolue dans l'agriculture mais est  considéré comme salarié ou stagiaire/apprenti non renuméré, prière de revoir la question s04q46 et corriger.</w:t>
+            </w:r>
+          </w:p>
+        </w:tc>
+      </w:tr>
+      <w:tr>
+        <w:tc>
+          <w:tcPr>
+            <w:tcW w:type="dxa" w:w="964"/>
+          </w:tcPr>
+          <w:p>
+            <w:r>
+              <w:rPr>
+                <w:b/>
+                <w:i w:val="0"/>
+                <w:color w:val="DC2626"/>
+                <w:sz w:val="16"/>
+              </w:rPr>
+              <w:t>Haute</w:t>
+            </w:r>
+          </w:p>
+        </w:tc>
+        <w:tc>
+          <w:tcPr>
+            <w:tcW w:type="dxa" w:w="1247"/>
+          </w:tcPr>
+          <w:p>
+            <w:r>
+              <w:rPr>
+                <w:b/>
+                <w:i w:val="0"/>
+                <w:sz w:val="16"/>
+              </w:rPr>
+              <w:t>S13</w:t>
+              <w:br/>
+            </w:r>
+            <w:r>
+              <w:rPr>
+                <w:b w:val="0"/>
+                <w:i w:val="0"/>
+                <w:color w:val="64748B"/>
+                <w:sz w:val="14"/>
+              </w:rPr>
+              <w:t>Transferts</w:t>
+            </w:r>
+          </w:p>
+        </w:tc>
+        <w:tc>
+          <w:tcPr>
+            <w:tcW w:type="dxa" w:w="1531"/>
+          </w:tcPr>
+          <w:p>
+            <w:r>
+              <w:rPr>
+                <w:b/>
+                <w:i w:val="0"/>
+                <w:color w:val="16A34A"/>
+                <w:sz w:val="16"/>
+              </w:rPr>
+              <w:t>s00q27, s01q00a, s01q12, s01q13, s02q04, s03q11, s03q12, s01q01</w:t>
+            </w:r>
+          </w:p>
+        </w:tc>
+        <w:tc>
+          <w:tcPr>
+            <w:tcW w:type="dxa" w:w="1191"/>
+          </w:tcPr>
+          <w:p>
+            <w:r>
+              <w:rPr>
+                <w:b w:val="0"/>
+                <w:i w:val="0"/>
+                <w:color w:val="64748B"/>
+                <w:sz w:val="16"/>
+              </w:rPr>
+              <w:t>GT-CQ</w:t>
+            </w:r>
+          </w:p>
+        </w:tc>
+        <w:tc>
+          <w:tcPr>
+            <w:tcW w:type="dxa" w:w="4706"/>
+          </w:tcPr>
+          <w:p>
+            <w:r>
+              <w:rPr>
+                <w:b w:val="0"/>
+                <w:i w:val="0"/>
+                <w:sz w:val="17"/>
+              </w:rPr>
+              <w:t>L'âge du béneficiaire d'argent dans la section 13b (Transfert emis) semble incoherent voir élévé, prière de verifier ou corriger.</w:t>
+            </w:r>
+          </w:p>
+        </w:tc>
+      </w:tr>
+      <w:tr>
+        <w:tc>
+          <w:tcPr>
+            <w:tcW w:type="dxa" w:w="964"/>
+          </w:tcPr>
+          <w:p>
+            <w:r>
+              <w:rPr>
+                <w:b/>
+                <w:i w:val="0"/>
+                <w:color w:val="DC2626"/>
+                <w:sz w:val="16"/>
+              </w:rPr>
+              <w:t>Haute</w:t>
+            </w:r>
+          </w:p>
+        </w:tc>
+        <w:tc>
+          <w:tcPr>
+            <w:tcW w:type="dxa" w:w="1247"/>
+          </w:tcPr>
+          <w:p>
+            <w:r>
+              <w:rPr>
+                <w:b/>
+                <w:i w:val="0"/>
+                <w:sz w:val="16"/>
+              </w:rPr>
+              <w:t>S16</w:t>
+              <w:br/>
+            </w:r>
+            <w:r>
+              <w:rPr>
+                <w:b w:val="0"/>
+                <w:i w:val="0"/>
+                <w:color w:val="64748B"/>
+                <w:sz w:val="14"/>
+              </w:rPr>
+              <w:t>Agriculture</w:t>
+            </w:r>
+          </w:p>
+        </w:tc>
+        <w:tc>
+          <w:tcPr>
+            <w:tcW w:type="dxa" w:w="1531"/>
+          </w:tcPr>
+          <w:p>
+            <w:r>
+              <w:rPr>
+                <w:b/>
+                <w:i w:val="0"/>
+                <w:color w:val="16A34A"/>
+                <w:sz w:val="16"/>
+              </w:rPr>
+              <w:t>s16dq05a, s16dq05c</w:t>
+            </w:r>
+          </w:p>
+        </w:tc>
+        <w:tc>
+          <w:tcPr>
+            <w:tcW w:type="dxa" w:w="1191"/>
+          </w:tcPr>
+          <w:p>
+            <w:r>
+              <w:rPr>
+                <w:b w:val="0"/>
+                <w:i w:val="0"/>
+                <w:color w:val="64748B"/>
+                <w:sz w:val="16"/>
+              </w:rPr>
+              <w:t>GT-CQ</w:t>
+            </w:r>
+          </w:p>
+        </w:tc>
+        <w:tc>
+          <w:tcPr>
+            <w:tcW w:type="dxa" w:w="4706"/>
+          </w:tcPr>
+          <w:p>
+            <w:r>
+              <w:rPr>
+                <w:b w:val="0"/>
+                <w:i w:val="0"/>
+                <w:sz w:val="17"/>
+              </w:rPr>
+              <w:t>La quantité de s16dq05a estimée en Kg est incohérente avec la prise dans la question s16dq05c, prière de bien estimer et mettre la valeur exacte.</w:t>
+            </w:r>
+          </w:p>
+        </w:tc>
+      </w:tr>
+      <w:tr>
+        <w:tc>
+          <w:tcPr>
+            <w:tcW w:type="dxa" w:w="964"/>
+          </w:tcPr>
+          <w:p>
+            <w:r>
+              <w:rPr>
+                <w:b/>
+                <w:i w:val="0"/>
+                <w:color w:val="DC2626"/>
+                <w:sz w:val="16"/>
+              </w:rPr>
+              <w:t>Haute</w:t>
+            </w:r>
+          </w:p>
+        </w:tc>
+        <w:tc>
+          <w:tcPr>
+            <w:tcW w:type="dxa" w:w="1247"/>
+          </w:tcPr>
+          <w:p>
+            <w:r>
+              <w:rPr>
+                <w:b/>
+                <w:i w:val="0"/>
+                <w:sz w:val="16"/>
+              </w:rPr>
+              <w:t>S16</w:t>
+              <w:br/>
+            </w:r>
+            <w:r>
+              <w:rPr>
+                <w:b w:val="0"/>
+                <w:i w:val="0"/>
+                <w:color w:val="64748B"/>
+                <w:sz w:val="14"/>
+              </w:rPr>
+              <w:t>Agriculture</w:t>
+            </w:r>
+          </w:p>
+        </w:tc>
+        <w:tc>
+          <w:tcPr>
+            <w:tcW w:type="dxa" w:w="1531"/>
+          </w:tcPr>
+          <w:p>
+            <w:r>
+              <w:rPr>
+                <w:b/>
+                <w:i w:val="0"/>
+                <w:color w:val="16A34A"/>
+                <w:sz w:val="16"/>
+              </w:rPr>
+              <w:t>s00q07a, s00q08, s00q10, s00q13_0, s00q15_0, s00q17_0, s00q23a, s00q23b</w:t>
+            </w:r>
+          </w:p>
+        </w:tc>
+        <w:tc>
+          <w:tcPr>
+            <w:tcW w:type="dxa" w:w="1191"/>
+          </w:tcPr>
+          <w:p>
+            <w:r>
+              <w:rPr>
+                <w:b w:val="0"/>
+                <w:i w:val="0"/>
+                <w:color w:val="64748B"/>
+                <w:sz w:val="16"/>
+              </w:rPr>
+              <w:t>GT-CQ</w:t>
+            </w:r>
+          </w:p>
+        </w:tc>
+        <w:tc>
+          <w:tcPr>
+            <w:tcW w:type="dxa" w:w="4706"/>
+          </w:tcPr>
+          <w:p>
+            <w:r>
+              <w:rPr>
+                <w:b w:val="0"/>
+                <w:i w:val="0"/>
+                <w:sz w:val="17"/>
+              </w:rPr>
+              <w:t>La somme des quantités consommées (2.5 kg), des quantités offertes (1.85 kg),  des quantités vendus (5 kg) et des quantités en stock (2.5 kg) depasse la quantité totale (1 kg) que le ménage a eu après la recolte de Oseille , prière de corriger cette incoherence.</w:t>
+            </w:r>
+          </w:p>
+        </w:tc>
+      </w:tr>
+      <w:tr>
+        <w:tc>
+          <w:tcPr>
+            <w:tcW w:type="dxa" w:w="964"/>
+          </w:tcPr>
+          <w:p>
+            <w:r>
+              <w:rPr>
+                <w:b/>
+                <w:i w:val="0"/>
+                <w:color w:val="DC2626"/>
+                <w:sz w:val="16"/>
+              </w:rPr>
+              <w:t>Haute</w:t>
+            </w:r>
+          </w:p>
+        </w:tc>
+        <w:tc>
+          <w:tcPr>
+            <w:tcW w:type="dxa" w:w="1247"/>
+          </w:tcPr>
+          <w:p>
+            <w:r>
+              <w:rPr>
+                <w:b/>
+                <w:i w:val="0"/>
+                <w:sz w:val="16"/>
+              </w:rPr>
+              <w:t>S20</w:t>
+              <w:br/>
+            </w:r>
+            <w:r>
+              <w:rPr>
+                <w:b w:val="0"/>
+                <w:i w:val="0"/>
+                <w:color w:val="64748B"/>
+                <w:sz w:val="14"/>
+              </w:rPr>
+              <w:t>Gouvernance / autres</w:t>
+            </w:r>
+          </w:p>
+        </w:tc>
+        <w:tc>
+          <w:tcPr>
+            <w:tcW w:type="dxa" w:w="1531"/>
+          </w:tcPr>
+          <w:p>
+            <w:r>
+              <w:rPr>
+                <w:b/>
+                <w:i w:val="0"/>
+                <w:color w:val="16A34A"/>
+                <w:sz w:val="16"/>
+              </w:rPr>
+              <w:t>—</w:t>
+            </w:r>
+          </w:p>
+        </w:tc>
+        <w:tc>
+          <w:tcPr>
+            <w:tcW w:type="dxa" w:w="1191"/>
+          </w:tcPr>
+          <w:p>
+            <w:r>
+              <w:rPr>
+                <w:b w:val="0"/>
+                <w:i w:val="0"/>
+                <w:color w:val="64748B"/>
+                <w:sz w:val="16"/>
+              </w:rPr>
+              <w:t>GT-CQ</w:t>
+            </w:r>
+          </w:p>
+        </w:tc>
+        <w:tc>
+          <w:tcPr>
+            <w:tcW w:type="dxa" w:w="4706"/>
+          </w:tcPr>
+          <w:p>
+            <w:r>
+              <w:rPr>
+                <w:b w:val="0"/>
+                <w:i w:val="0"/>
+                <w:sz w:val="17"/>
+              </w:rPr>
+              <w:t>Incohérence détectée ! Le ménage a précédemment déclaré vivre « Bien » ou « Assez bien » selon son revenu en 20A.02.</w:t>
+            </w:r>
+          </w:p>
+        </w:tc>
+      </w:tr>
+      <w:tr>
+        <w:tc>
+          <w:tcPr>
+            <w:tcW w:type="dxa" w:w="964"/>
+          </w:tcPr>
+          <w:p>
+            <w:r>
+              <w:rPr>
+                <w:b/>
+                <w:i w:val="0"/>
+                <w:color w:val="EA580C"/>
+                <w:sz w:val="16"/>
+              </w:rPr>
+              <w:t>Moyenne</w:t>
+            </w:r>
+          </w:p>
+        </w:tc>
+        <w:tc>
+          <w:tcPr>
+            <w:tcW w:type="dxa" w:w="1247"/>
+          </w:tcPr>
+          <w:p>
+            <w:r>
+              <w:rPr>
+                <w:b/>
+                <w:i w:val="0"/>
+                <w:sz w:val="16"/>
+              </w:rPr>
+              <w:t>S00</w:t>
+              <w:br/>
+            </w:r>
+            <w:r>
+              <w:rPr>
+                <w:b w:val="0"/>
+                <w:i w:val="0"/>
+                <w:color w:val="64748B"/>
+                <w:sz w:val="14"/>
+              </w:rPr>
+              <w:t>Identification</w:t>
+            </w:r>
+          </w:p>
+        </w:tc>
+        <w:tc>
+          <w:tcPr>
+            <w:tcW w:type="dxa" w:w="1531"/>
+          </w:tcPr>
+          <w:p>
+            <w:r>
+              <w:rPr>
+                <w:b/>
+                <w:i w:val="0"/>
+                <w:color w:val="16A34A"/>
+                <w:sz w:val="16"/>
+              </w:rPr>
+              <w:t>s00q27</w:t>
+            </w:r>
+          </w:p>
+        </w:tc>
+        <w:tc>
+          <w:tcPr>
+            <w:tcW w:type="dxa" w:w="1191"/>
+          </w:tcPr>
+          <w:p>
+            <w:r>
+              <w:rPr>
+                <w:b w:val="0"/>
+                <w:i w:val="0"/>
+                <w:color w:val="64748B"/>
+                <w:sz w:val="16"/>
+              </w:rPr>
+              <w:t>GT-CQ</w:t>
+            </w:r>
+          </w:p>
+        </w:tc>
+        <w:tc>
+          <w:tcPr>
+            <w:tcW w:type="dxa" w:w="4706"/>
+          </w:tcPr>
+          <w:p>
+            <w:r>
+              <w:rPr>
+                <w:b w:val="0"/>
+                <w:i w:val="0"/>
+                <w:sz w:val="17"/>
+              </w:rPr>
+              <w:t>Vous avez declaré que le questionnaire est complètement fini mais le questionnaire est en statut partiel, prière de mettre le questionnaire en statut complet s'il est fini.</w:t>
+            </w:r>
+          </w:p>
+        </w:tc>
+      </w:tr>
+      <w:tr>
+        <w:tc>
+          <w:tcPr>
+            <w:tcW w:type="dxa" w:w="964"/>
+          </w:tcPr>
+          <w:p>
+            <w:r>
+              <w:rPr>
+                <w:b/>
+                <w:i w:val="0"/>
+                <w:color w:val="EA580C"/>
+                <w:sz w:val="16"/>
+              </w:rPr>
+              <w:t>Moyenne</w:t>
+            </w:r>
+          </w:p>
+        </w:tc>
+        <w:tc>
+          <w:tcPr>
+            <w:tcW w:type="dxa" w:w="1247"/>
+          </w:tcPr>
+          <w:p>
+            <w:r>
+              <w:rPr>
+                <w:b/>
+                <w:i w:val="0"/>
+                <w:sz w:val="16"/>
+              </w:rPr>
+              <w:t>S00</w:t>
+              <w:br/>
+            </w:r>
+            <w:r>
+              <w:rPr>
+                <w:b w:val="0"/>
+                <w:i w:val="0"/>
+                <w:color w:val="64748B"/>
+                <w:sz w:val="14"/>
+              </w:rPr>
+              <w:t>Identification</w:t>
+            </w:r>
+          </w:p>
+        </w:tc>
+        <w:tc>
+          <w:tcPr>
+            <w:tcW w:type="dxa" w:w="1531"/>
+          </w:tcPr>
+          <w:p>
+            <w:r>
+              <w:rPr>
+                <w:b/>
+                <w:i w:val="0"/>
+                <w:color w:val="16A34A"/>
+                <w:sz w:val="16"/>
+              </w:rPr>
+              <w:t>—</w:t>
+            </w:r>
+          </w:p>
+        </w:tc>
+        <w:tc>
+          <w:tcPr>
+            <w:tcW w:type="dxa" w:w="1191"/>
+          </w:tcPr>
+          <w:p>
+            <w:r>
+              <w:rPr>
+                <w:b w:val="0"/>
+                <w:i w:val="0"/>
+                <w:color w:val="64748B"/>
+                <w:sz w:val="16"/>
+              </w:rPr>
+              <w:t>GT-CQ</w:t>
+            </w:r>
+          </w:p>
+        </w:tc>
+        <w:tc>
+          <w:tcPr>
+            <w:tcW w:type="dxa" w:w="4706"/>
+          </w:tcPr>
+          <w:p>
+            <w:r>
+              <w:rPr>
+                <w:b w:val="0"/>
+                <w:i w:val="0"/>
+                <w:sz w:val="17"/>
+              </w:rPr>
+              <w:t>L'adresse ou la localisation du ménage doit être bien renseignée, ne doit pas contenir des numéros de téléphone et elle semble courte pour être une adresse.</w:t>
+            </w:r>
+          </w:p>
+        </w:tc>
+      </w:tr>
+      <w:tr>
+        <w:tc>
+          <w:tcPr>
+            <w:tcW w:type="dxa" w:w="964"/>
+          </w:tcPr>
+          <w:p>
+            <w:r>
+              <w:rPr>
+                <w:b/>
+                <w:i w:val="0"/>
+                <w:color w:val="EA580C"/>
+                <w:sz w:val="16"/>
+              </w:rPr>
+              <w:t>Moyenne</w:t>
+            </w:r>
+          </w:p>
+        </w:tc>
+        <w:tc>
+          <w:tcPr>
+            <w:tcW w:type="dxa" w:w="1247"/>
+          </w:tcPr>
+          <w:p>
+            <w:r>
+              <w:rPr>
+                <w:b/>
+                <w:i w:val="0"/>
+                <w:sz w:val="16"/>
+              </w:rPr>
+              <w:t>S00</w:t>
+              <w:br/>
+            </w:r>
+            <w:r>
+              <w:rPr>
+                <w:b w:val="0"/>
+                <w:i w:val="0"/>
+                <w:color w:val="64748B"/>
+                <w:sz w:val="14"/>
+              </w:rPr>
+              <w:t>Identification</w:t>
+            </w:r>
+          </w:p>
+        </w:tc>
+        <w:tc>
+          <w:tcPr>
+            <w:tcW w:type="dxa" w:w="1531"/>
+          </w:tcPr>
+          <w:p>
+            <w:r>
+              <w:rPr>
+                <w:b/>
+                <w:i w:val="0"/>
+                <w:color w:val="16A34A"/>
+                <w:sz w:val="16"/>
+              </w:rPr>
+              <w:t>—</w:t>
+            </w:r>
+          </w:p>
+        </w:tc>
+        <w:tc>
+          <w:tcPr>
+            <w:tcW w:type="dxa" w:w="1191"/>
+          </w:tcPr>
+          <w:p>
+            <w:r>
+              <w:rPr>
+                <w:b w:val="0"/>
+                <w:i w:val="0"/>
+                <w:color w:val="64748B"/>
+                <w:sz w:val="16"/>
+              </w:rPr>
+              <w:t>GT-CQ</w:t>
+            </w:r>
+          </w:p>
+        </w:tc>
+        <w:tc>
+          <w:tcPr>
+            <w:tcW w:type="dxa" w:w="4706"/>
+          </w:tcPr>
+          <w:p>
+            <w:r>
+              <w:rPr>
+                <w:b w:val="0"/>
+                <w:i w:val="0"/>
+                <w:sz w:val="17"/>
+              </w:rPr>
+              <w:t>Prière de renseigner la bonne adresse.</w:t>
+            </w:r>
+          </w:p>
+        </w:tc>
+      </w:tr>
+      <w:tr>
+        <w:tc>
+          <w:tcPr>
+            <w:tcW w:type="dxa" w:w="964"/>
+          </w:tcPr>
+          <w:p>
+            <w:r>
+              <w:rPr>
+                <w:b/>
+                <w:i w:val="0"/>
+                <w:color w:val="EA580C"/>
+                <w:sz w:val="16"/>
+              </w:rPr>
+              <w:t>Moyenne</w:t>
+            </w:r>
+          </w:p>
+        </w:tc>
+        <w:tc>
+          <w:tcPr>
+            <w:tcW w:type="dxa" w:w="1247"/>
+          </w:tcPr>
+          <w:p>
+            <w:r>
+              <w:rPr>
+                <w:b/>
+                <w:i w:val="0"/>
+                <w:sz w:val="16"/>
+              </w:rPr>
+              <w:t>S01</w:t>
+              <w:br/>
+            </w:r>
+            <w:r>
+              <w:rPr>
+                <w:b w:val="0"/>
+                <w:i w:val="0"/>
+                <w:color w:val="64748B"/>
+                <w:sz w:val="14"/>
+              </w:rPr>
+              <w:t>Démographie</w:t>
+            </w:r>
+          </w:p>
+        </w:tc>
+        <w:tc>
+          <w:tcPr>
+            <w:tcW w:type="dxa" w:w="1531"/>
+          </w:tcPr>
+          <w:p>
+            <w:r>
+              <w:rPr>
+                <w:b/>
+                <w:i w:val="0"/>
+                <w:color w:val="16A34A"/>
+                <w:sz w:val="16"/>
+              </w:rPr>
+              <w:t>s01q00</w:t>
+            </w:r>
+          </w:p>
+        </w:tc>
+        <w:tc>
+          <w:tcPr>
+            <w:tcW w:type="dxa" w:w="1191"/>
+          </w:tcPr>
+          <w:p>
+            <w:r>
+              <w:rPr>
+                <w:b w:val="0"/>
+                <w:i w:val="0"/>
+                <w:color w:val="64748B"/>
+                <w:sz w:val="16"/>
+              </w:rPr>
+              <w:t>GT-CQ</w:t>
+            </w:r>
+          </w:p>
+        </w:tc>
+        <w:tc>
+          <w:tcPr>
+            <w:tcW w:type="dxa" w:w="4706"/>
+          </w:tcPr>
+          <w:p>
+            <w:r>
+              <w:rPr>
+                <w:b w:val="0"/>
+                <w:i w:val="0"/>
+                <w:sz w:val="17"/>
+              </w:rPr>
+              <w:t>Attention ! Vous avez déclaré en s01q00 que le répondant est la personne elle-même, or Mame Gore Ndiaye est trop jeune (9 ans) pour fournir des informations correctes.</w:t>
+            </w:r>
+          </w:p>
+        </w:tc>
+      </w:tr>
+      <w:tr>
+        <w:tc>
+          <w:tcPr>
+            <w:tcW w:type="dxa" w:w="964"/>
+          </w:tcPr>
+          <w:p>
+            <w:r>
+              <w:rPr>
+                <w:b/>
+                <w:i w:val="0"/>
+                <w:color w:val="EA580C"/>
+                <w:sz w:val="16"/>
+              </w:rPr>
+              <w:t>Moyenne</w:t>
+            </w:r>
+          </w:p>
+        </w:tc>
+        <w:tc>
+          <w:tcPr>
+            <w:tcW w:type="dxa" w:w="1247"/>
+          </w:tcPr>
+          <w:p>
+            <w:r>
+              <w:rPr>
+                <w:b/>
+                <w:i w:val="0"/>
+                <w:sz w:val="16"/>
+              </w:rPr>
+              <w:t>S01</w:t>
+              <w:br/>
+            </w:r>
+            <w:r>
+              <w:rPr>
+                <w:b w:val="0"/>
+                <w:i w:val="0"/>
+                <w:color w:val="64748B"/>
+                <w:sz w:val="14"/>
+              </w:rPr>
+              <w:t>Démographie</w:t>
+            </w:r>
+          </w:p>
+        </w:tc>
+        <w:tc>
+          <w:tcPr>
+            <w:tcW w:type="dxa" w:w="1531"/>
+          </w:tcPr>
+          <w:p>
+            <w:r>
+              <w:rPr>
+                <w:b/>
+                <w:i w:val="0"/>
+                <w:color w:val="16A34A"/>
+                <w:sz w:val="16"/>
+              </w:rPr>
+              <w:t>—</w:t>
+            </w:r>
+          </w:p>
+        </w:tc>
+        <w:tc>
+          <w:tcPr>
+            <w:tcW w:type="dxa" w:w="1191"/>
+          </w:tcPr>
+          <w:p>
+            <w:r>
+              <w:rPr>
+                <w:b w:val="0"/>
+                <w:i w:val="0"/>
+                <w:color w:val="64748B"/>
+                <w:sz w:val="16"/>
+              </w:rPr>
+              <w:t>GT-CQ</w:t>
+            </w:r>
+          </w:p>
+        </w:tc>
+        <w:tc>
+          <w:tcPr>
+            <w:tcW w:type="dxa" w:w="4706"/>
+          </w:tcPr>
+          <w:p>
+            <w:r>
+              <w:rPr>
+                <w:b w:val="0"/>
+                <w:i w:val="0"/>
+                <w:sz w:val="17"/>
+              </w:rPr>
+              <w:t>Prière de refaire la section 1 pour Mame Gore Ndiaye en demandant à un adulte de répondre aux questions à sa place.</w:t>
+            </w:r>
+          </w:p>
+        </w:tc>
+      </w:tr>
+      <w:tr>
+        <w:tc>
+          <w:tcPr>
+            <w:tcW w:type="dxa" w:w="964"/>
+          </w:tcPr>
+          <w:p>
+            <w:r>
+              <w:rPr>
+                <w:b/>
+                <w:i w:val="0"/>
+                <w:color w:val="EA580C"/>
+                <w:sz w:val="16"/>
+              </w:rPr>
+              <w:t>Moyenne</w:t>
+            </w:r>
+          </w:p>
+        </w:tc>
+        <w:tc>
+          <w:tcPr>
+            <w:tcW w:type="dxa" w:w="1247"/>
+          </w:tcPr>
+          <w:p>
+            <w:r>
+              <w:rPr>
+                <w:b/>
+                <w:i w:val="0"/>
+                <w:sz w:val="16"/>
+              </w:rPr>
+              <w:t>S01</w:t>
+              <w:br/>
+            </w:r>
+            <w:r>
+              <w:rPr>
+                <w:b w:val="0"/>
+                <w:i w:val="0"/>
+                <w:color w:val="64748B"/>
+                <w:sz w:val="14"/>
+              </w:rPr>
+              <w:t>Démographie</w:t>
+            </w:r>
+          </w:p>
+        </w:tc>
+        <w:tc>
+          <w:tcPr>
+            <w:tcW w:type="dxa" w:w="1531"/>
+          </w:tcPr>
+          <w:p>
+            <w:r>
+              <w:rPr>
+                <w:b/>
+                <w:i w:val="0"/>
+                <w:color w:val="16A34A"/>
+                <w:sz w:val="16"/>
+              </w:rPr>
+              <w:t>s01q00</w:t>
+            </w:r>
+          </w:p>
+        </w:tc>
+        <w:tc>
+          <w:tcPr>
+            <w:tcW w:type="dxa" w:w="1191"/>
+          </w:tcPr>
+          <w:p>
+            <w:r>
+              <w:rPr>
+                <w:b w:val="0"/>
+                <w:i w:val="0"/>
+                <w:color w:val="64748B"/>
+                <w:sz w:val="16"/>
+              </w:rPr>
+              <w:t>GT-CQ</w:t>
+            </w:r>
+          </w:p>
+        </w:tc>
+        <w:tc>
+          <w:tcPr>
+            <w:tcW w:type="dxa" w:w="4706"/>
+          </w:tcPr>
+          <w:p>
+            <w:r>
+              <w:rPr>
+                <w:b w:val="0"/>
+                <w:i w:val="0"/>
+                <w:sz w:val="17"/>
+              </w:rPr>
+              <w:t>Attention ! Vous avez déclaré en s01q00 que le répondant est la personne elle-même, or Ndeye  Ndiaye est trop jeune (6 ans) pour fournir des informations correctes.</w:t>
+            </w:r>
+          </w:p>
+        </w:tc>
+      </w:tr>
+      <w:tr>
+        <w:tc>
+          <w:tcPr>
+            <w:tcW w:type="dxa" w:w="964"/>
+          </w:tcPr>
+          <w:p>
+            <w:r>
+              <w:rPr>
+                <w:b/>
+                <w:i w:val="0"/>
+                <w:color w:val="EA580C"/>
+                <w:sz w:val="16"/>
+              </w:rPr>
+              <w:t>Moyenne</w:t>
+            </w:r>
+          </w:p>
+        </w:tc>
+        <w:tc>
+          <w:tcPr>
+            <w:tcW w:type="dxa" w:w="1247"/>
+          </w:tcPr>
+          <w:p>
+            <w:r>
+              <w:rPr>
+                <w:b/>
+                <w:i w:val="0"/>
+                <w:sz w:val="16"/>
+              </w:rPr>
+              <w:t>S01</w:t>
+              <w:br/>
+            </w:r>
+            <w:r>
+              <w:rPr>
+                <w:b w:val="0"/>
+                <w:i w:val="0"/>
+                <w:color w:val="64748B"/>
+                <w:sz w:val="14"/>
+              </w:rPr>
+              <w:t>Démographie</w:t>
+            </w:r>
+          </w:p>
+        </w:tc>
+        <w:tc>
+          <w:tcPr>
+            <w:tcW w:type="dxa" w:w="1531"/>
+          </w:tcPr>
+          <w:p>
+            <w:r>
+              <w:rPr>
+                <w:b/>
+                <w:i w:val="0"/>
+                <w:color w:val="16A34A"/>
+                <w:sz w:val="16"/>
+              </w:rPr>
+              <w:t>—</w:t>
+            </w:r>
+          </w:p>
+        </w:tc>
+        <w:tc>
+          <w:tcPr>
+            <w:tcW w:type="dxa" w:w="1191"/>
+          </w:tcPr>
+          <w:p>
+            <w:r>
+              <w:rPr>
+                <w:b w:val="0"/>
+                <w:i w:val="0"/>
+                <w:color w:val="64748B"/>
+                <w:sz w:val="16"/>
+              </w:rPr>
+              <w:t>GT-CQ</w:t>
+            </w:r>
+          </w:p>
+        </w:tc>
+        <w:tc>
+          <w:tcPr>
+            <w:tcW w:type="dxa" w:w="4706"/>
+          </w:tcPr>
+          <w:p>
+            <w:r>
+              <w:rPr>
+                <w:b w:val="0"/>
+                <w:i w:val="0"/>
+                <w:sz w:val="17"/>
+              </w:rPr>
+              <w:t>Prière de refaire la section 1 pour Ndeye  Ndiaye en demandant à un adulte de répondre aux questions à sa place.</w:t>
+            </w:r>
+          </w:p>
+        </w:tc>
+      </w:tr>
+      <w:tr>
+        <w:tc>
+          <w:tcPr>
+            <w:tcW w:type="dxa" w:w="964"/>
+          </w:tcPr>
+          <w:p>
+            <w:r>
+              <w:rPr>
+                <w:b/>
+                <w:i w:val="0"/>
+                <w:color w:val="EA580C"/>
+                <w:sz w:val="16"/>
+              </w:rPr>
+              <w:t>Moyenne</w:t>
+            </w:r>
+          </w:p>
+        </w:tc>
+        <w:tc>
+          <w:tcPr>
+            <w:tcW w:type="dxa" w:w="1247"/>
+          </w:tcPr>
+          <w:p>
+            <w:r>
+              <w:rPr>
+                <w:b/>
+                <w:i w:val="0"/>
+                <w:sz w:val="16"/>
+              </w:rPr>
+              <w:t>S01</w:t>
+              <w:br/>
+            </w:r>
+            <w:r>
+              <w:rPr>
+                <w:b w:val="0"/>
+                <w:i w:val="0"/>
+                <w:color w:val="64748B"/>
+                <w:sz w:val="14"/>
+              </w:rPr>
+              <w:t>Démographie</w:t>
+            </w:r>
+          </w:p>
+        </w:tc>
+        <w:tc>
+          <w:tcPr>
+            <w:tcW w:type="dxa" w:w="1531"/>
+          </w:tcPr>
+          <w:p>
+            <w:r>
+              <w:rPr>
+                <w:b/>
+                <w:i w:val="0"/>
+                <w:color w:val="16A34A"/>
+                <w:sz w:val="16"/>
+              </w:rPr>
+              <w:t>s01q00</w:t>
+            </w:r>
+          </w:p>
+        </w:tc>
+        <w:tc>
+          <w:tcPr>
+            <w:tcW w:type="dxa" w:w="1191"/>
+          </w:tcPr>
+          <w:p>
+            <w:r>
+              <w:rPr>
+                <w:b w:val="0"/>
+                <w:i w:val="0"/>
+                <w:color w:val="64748B"/>
+                <w:sz w:val="16"/>
+              </w:rPr>
+              <w:t>GT-CQ</w:t>
+            </w:r>
+          </w:p>
+        </w:tc>
+        <w:tc>
+          <w:tcPr>
+            <w:tcW w:type="dxa" w:w="4706"/>
+          </w:tcPr>
+          <w:p>
+            <w:r>
+              <w:rPr>
+                <w:b w:val="0"/>
+                <w:i w:val="0"/>
+                <w:sz w:val="17"/>
+              </w:rPr>
+              <w:t>Attention ! Vous avez déclaré en s01q00 que le répondant est la personne elle-même, or ibou Ndiaye est trop jeune (7 ans) pour fournir des informations correctes.</w:t>
+            </w:r>
+          </w:p>
+        </w:tc>
+      </w:tr>
+      <w:tr>
+        <w:tc>
+          <w:tcPr>
+            <w:tcW w:type="dxa" w:w="964"/>
+          </w:tcPr>
+          <w:p>
+            <w:r>
+              <w:rPr>
+                <w:b/>
+                <w:i w:val="0"/>
+                <w:color w:val="EA580C"/>
+                <w:sz w:val="16"/>
+              </w:rPr>
+              <w:t>Moyenne</w:t>
+            </w:r>
+          </w:p>
+        </w:tc>
+        <w:tc>
+          <w:tcPr>
+            <w:tcW w:type="dxa" w:w="1247"/>
+          </w:tcPr>
+          <w:p>
+            <w:r>
+              <w:rPr>
+                <w:b/>
+                <w:i w:val="0"/>
+                <w:sz w:val="16"/>
+              </w:rPr>
+              <w:t>S01</w:t>
+              <w:br/>
+            </w:r>
+            <w:r>
+              <w:rPr>
+                <w:b w:val="0"/>
+                <w:i w:val="0"/>
+                <w:color w:val="64748B"/>
+                <w:sz w:val="14"/>
+              </w:rPr>
+              <w:t>Démographie</w:t>
+            </w:r>
+          </w:p>
+        </w:tc>
+        <w:tc>
+          <w:tcPr>
+            <w:tcW w:type="dxa" w:w="1531"/>
+          </w:tcPr>
+          <w:p>
+            <w:r>
+              <w:rPr>
+                <w:b/>
+                <w:i w:val="0"/>
+                <w:color w:val="16A34A"/>
+                <w:sz w:val="16"/>
+              </w:rPr>
+              <w:t>—</w:t>
+            </w:r>
+          </w:p>
+        </w:tc>
+        <w:tc>
+          <w:tcPr>
+            <w:tcW w:type="dxa" w:w="1191"/>
+          </w:tcPr>
+          <w:p>
+            <w:r>
+              <w:rPr>
+                <w:b w:val="0"/>
+                <w:i w:val="0"/>
+                <w:color w:val="64748B"/>
+                <w:sz w:val="16"/>
+              </w:rPr>
+              <w:t>GT-CQ</w:t>
+            </w:r>
+          </w:p>
+        </w:tc>
+        <w:tc>
+          <w:tcPr>
+            <w:tcW w:type="dxa" w:w="4706"/>
+          </w:tcPr>
+          <w:p>
+            <w:r>
+              <w:rPr>
+                <w:b w:val="0"/>
+                <w:i w:val="0"/>
+                <w:sz w:val="17"/>
+              </w:rPr>
+              <w:t>Prière de refaire la section 1 pour ibou Ndiaye en demandant à un adulte de répondre aux questions à sa place.</w:t>
+            </w:r>
+          </w:p>
+        </w:tc>
+      </w:tr>
+      <w:tr>
+        <w:tc>
+          <w:tcPr>
+            <w:tcW w:type="dxa" w:w="964"/>
+          </w:tcPr>
+          <w:p>
+            <w:r>
+              <w:rPr>
+                <w:b/>
+                <w:i w:val="0"/>
+                <w:color w:val="EA580C"/>
+                <w:sz w:val="16"/>
+              </w:rPr>
+              <w:t>Moyenne</w:t>
+            </w:r>
+          </w:p>
+        </w:tc>
+        <w:tc>
+          <w:tcPr>
+            <w:tcW w:type="dxa" w:w="1247"/>
+          </w:tcPr>
+          <w:p>
+            <w:r>
+              <w:rPr>
+                <w:b/>
+                <w:i w:val="0"/>
+                <w:sz w:val="16"/>
+              </w:rPr>
+              <w:t>S01</w:t>
+              <w:br/>
+            </w:r>
+            <w:r>
+              <w:rPr>
+                <w:b w:val="0"/>
+                <w:i w:val="0"/>
+                <w:color w:val="64748B"/>
+                <w:sz w:val="14"/>
+              </w:rPr>
+              <w:t>Démographie</w:t>
+            </w:r>
+          </w:p>
+        </w:tc>
+        <w:tc>
+          <w:tcPr>
+            <w:tcW w:type="dxa" w:w="1531"/>
+          </w:tcPr>
+          <w:p>
+            <w:r>
+              <w:rPr>
+                <w:b/>
+                <w:i w:val="0"/>
+                <w:color w:val="16A34A"/>
+                <w:sz w:val="16"/>
+              </w:rPr>
+              <w:t>—</w:t>
+            </w:r>
+          </w:p>
+        </w:tc>
+        <w:tc>
+          <w:tcPr>
+            <w:tcW w:type="dxa" w:w="1191"/>
+          </w:tcPr>
+          <w:p>
+            <w:r>
+              <w:rPr>
+                <w:b w:val="0"/>
+                <w:i w:val="0"/>
+                <w:color w:val="64748B"/>
+                <w:sz w:val="16"/>
+              </w:rPr>
+              <w:t>GT-CQ</w:t>
+            </w:r>
+          </w:p>
+        </w:tc>
+        <w:tc>
+          <w:tcPr>
+            <w:tcW w:type="dxa" w:w="4706"/>
+          </w:tcPr>
+          <w:p>
+            <w:r>
+              <w:rPr>
+                <w:b w:val="0"/>
+                <w:i w:val="0"/>
+                <w:sz w:val="17"/>
+              </w:rPr>
+              <w:t>Prière de verifier l'information donnée par ibou Ndiaye ou corriger au niveau de la section 1.</w:t>
+            </w:r>
+          </w:p>
+        </w:tc>
+      </w:tr>
+      <w:tr>
+        <w:tc>
+          <w:tcPr>
+            <w:tcW w:type="dxa" w:w="964"/>
+          </w:tcPr>
+          <w:p>
+            <w:r>
+              <w:rPr>
+                <w:b/>
+                <w:i w:val="0"/>
+                <w:color w:val="EA580C"/>
+                <w:sz w:val="16"/>
+              </w:rPr>
+              <w:t>Moyenne</w:t>
+            </w:r>
+          </w:p>
+        </w:tc>
+        <w:tc>
+          <w:tcPr>
+            <w:tcW w:type="dxa" w:w="1247"/>
+          </w:tcPr>
+          <w:p>
+            <w:r>
+              <w:rPr>
+                <w:b/>
+                <w:i w:val="0"/>
+                <w:sz w:val="16"/>
+              </w:rPr>
+              <w:t>S01</w:t>
+              <w:br/>
+            </w:r>
+            <w:r>
+              <w:rPr>
+                <w:b w:val="0"/>
+                <w:i w:val="0"/>
+                <w:color w:val="64748B"/>
+                <w:sz w:val="14"/>
+              </w:rPr>
+              <w:t>Démographie</w:t>
+            </w:r>
+          </w:p>
+        </w:tc>
+        <w:tc>
+          <w:tcPr>
+            <w:tcW w:type="dxa" w:w="1531"/>
+          </w:tcPr>
+          <w:p>
+            <w:r>
+              <w:rPr>
+                <w:b/>
+                <w:i w:val="0"/>
+                <w:color w:val="16A34A"/>
+                <w:sz w:val="16"/>
+              </w:rPr>
+              <w:t>—</w:t>
+            </w:r>
+          </w:p>
+        </w:tc>
+        <w:tc>
+          <w:tcPr>
+            <w:tcW w:type="dxa" w:w="1191"/>
+          </w:tcPr>
+          <w:p>
+            <w:r>
+              <w:rPr>
+                <w:b w:val="0"/>
+                <w:i w:val="0"/>
+                <w:color w:val="64748B"/>
+                <w:sz w:val="16"/>
+              </w:rPr>
+              <w:t>GT-CQ</w:t>
+            </w:r>
+          </w:p>
+        </w:tc>
+        <w:tc>
+          <w:tcPr>
+            <w:tcW w:type="dxa" w:w="4706"/>
+          </w:tcPr>
+          <w:p>
+            <w:r>
+              <w:rPr>
+                <w:b w:val="0"/>
+                <w:i w:val="0"/>
+                <w:sz w:val="17"/>
+              </w:rPr>
+              <w:t>Prière de verifier l'information donnée par Mandiaye Ndiaye ou corriger au niveau de la section 1.</w:t>
+            </w:r>
+          </w:p>
+        </w:tc>
+      </w:tr>
+      <w:tr>
+        <w:tc>
+          <w:tcPr>
+            <w:tcW w:type="dxa" w:w="964"/>
+          </w:tcPr>
+          <w:p>
+            <w:r>
+              <w:rPr>
+                <w:b/>
+                <w:i w:val="0"/>
+                <w:color w:val="EA580C"/>
+                <w:sz w:val="16"/>
+              </w:rPr>
+              <w:t>Moyenne</w:t>
+            </w:r>
+          </w:p>
+        </w:tc>
+        <w:tc>
+          <w:tcPr>
+            <w:tcW w:type="dxa" w:w="1247"/>
+          </w:tcPr>
+          <w:p>
+            <w:r>
+              <w:rPr>
+                <w:b/>
+                <w:i w:val="0"/>
+                <w:sz w:val="16"/>
+              </w:rPr>
               <w:t>S02</w:t>
               <w:br/>
             </w:r>
@@ -1354,7 +2794,7 @@
                 <w:color w:val="16A34A"/>
                 <w:sz w:val="16"/>
               </w:rPr>
-              <w:t>—</w:t>
+              <w:t>s01q25, s01q29, s01q30, s04q46, s01q00b</w:t>
             </w:r>
           </w:p>
         </w:tc>
@@ -1385,7 +2825,7 @@
                 <w:i w:val="0"/>
                 <w:sz w:val="17"/>
               </w:rPr>
-              <w:t>Incohérent!! Le niveau d'instruction déclaré par l'un des enfants (Primaire) au niveau de la section 1 de Mandiaye Ndiaye diffère de celui donné par Mandiaye Ndiaye lui-même qui affirme ne pas avoir frequenté l'école formelle.</w:t>
+              <w:t>Il manque des informations non renseignées de khadim Ndiaye , prière de renseignés toutes les questions liées à khadim Ndiaye .</w:t>
             </w:r>
           </w:p>
         </w:tc>
@@ -1400,10 +2840,190 @@
               <w:rPr>
                 <w:b/>
                 <w:i w:val="0"/>
-                <w:color w:val="DC2626"/>
-                <w:sz w:val="16"/>
-              </w:rPr>
-              <w:t>Haute</w:t>
+                <w:color w:val="EA580C"/>
+                <w:sz w:val="16"/>
+              </w:rPr>
+              <w:t>Moyenne</w:t>
+            </w:r>
+          </w:p>
+        </w:tc>
+        <w:tc>
+          <w:tcPr>
+            <w:tcW w:type="dxa" w:w="1247"/>
+          </w:tcPr>
+          <w:p>
+            <w:r>
+              <w:rPr>
+                <w:b/>
+                <w:i w:val="0"/>
+                <w:sz w:val="16"/>
+              </w:rPr>
+              <w:t>S02</w:t>
+              <w:br/>
+            </w:r>
+            <w:r>
+              <w:rPr>
+                <w:b w:val="0"/>
+                <w:i w:val="0"/>
+                <w:color w:val="64748B"/>
+                <w:sz w:val="14"/>
+              </w:rPr>
+              <w:t>Éducation</w:t>
+            </w:r>
+          </w:p>
+        </w:tc>
+        <w:tc>
+          <w:tcPr>
+            <w:tcW w:type="dxa" w:w="1531"/>
+          </w:tcPr>
+          <w:p>
+            <w:r>
+              <w:rPr>
+                <w:b/>
+                <w:i w:val="0"/>
+                <w:color w:val="16A34A"/>
+                <w:sz w:val="16"/>
+              </w:rPr>
+              <w:t>—</w:t>
+            </w:r>
+          </w:p>
+        </w:tc>
+        <w:tc>
+          <w:tcPr>
+            <w:tcW w:type="dxa" w:w="1191"/>
+          </w:tcPr>
+          <w:p>
+            <w:r>
+              <w:rPr>
+                <w:b w:val="0"/>
+                <w:i w:val="0"/>
+                <w:color w:val="64748B"/>
+                <w:sz w:val="16"/>
+              </w:rPr>
+              <w:t>GT-CQ</w:t>
+            </w:r>
+          </w:p>
+        </w:tc>
+        <w:tc>
+          <w:tcPr>
+            <w:tcW w:type="dxa" w:w="4706"/>
+          </w:tcPr>
+          <w:p>
+            <w:r>
+              <w:rPr>
+                <w:b w:val="0"/>
+                <w:i w:val="0"/>
+                <w:sz w:val="17"/>
+              </w:rPr>
+              <w:t>Merci de bien vouloir changé 2.04 en OUI et renseigné toutes les autres informations qui concerne Mandiaye Ndiaye .</w:t>
+            </w:r>
+          </w:p>
+        </w:tc>
+      </w:tr>
+      <w:tr>
+        <w:tc>
+          <w:tcPr>
+            <w:tcW w:type="dxa" w:w="964"/>
+          </w:tcPr>
+          <w:p>
+            <w:r>
+              <w:rPr>
+                <w:b/>
+                <w:i w:val="0"/>
+                <w:color w:val="EA580C"/>
+                <w:sz w:val="16"/>
+              </w:rPr>
+              <w:t>Moyenne</w:t>
+            </w:r>
+          </w:p>
+        </w:tc>
+        <w:tc>
+          <w:tcPr>
+            <w:tcW w:type="dxa" w:w="1247"/>
+          </w:tcPr>
+          <w:p>
+            <w:r>
+              <w:rPr>
+                <w:b/>
+                <w:i w:val="0"/>
+                <w:sz w:val="16"/>
+              </w:rPr>
+              <w:t>S02</w:t>
+              <w:br/>
+            </w:r>
+            <w:r>
+              <w:rPr>
+                <w:b w:val="0"/>
+                <w:i w:val="0"/>
+                <w:color w:val="64748B"/>
+                <w:sz w:val="14"/>
+              </w:rPr>
+              <w:t>Éducation</w:t>
+            </w:r>
+          </w:p>
+        </w:tc>
+        <w:tc>
+          <w:tcPr>
+            <w:tcW w:type="dxa" w:w="1531"/>
+          </w:tcPr>
+          <w:p>
+            <w:r>
+              <w:rPr>
+                <w:b/>
+                <w:i w:val="0"/>
+                <w:color w:val="16A34A"/>
+                <w:sz w:val="16"/>
+              </w:rPr>
+              <w:t>s01q23, s01q00b, s01q23_autre</w:t>
+            </w:r>
+          </w:p>
+        </w:tc>
+        <w:tc>
+          <w:tcPr>
+            <w:tcW w:type="dxa" w:w="1191"/>
+          </w:tcPr>
+          <w:p>
+            <w:r>
+              <w:rPr>
+                <w:b w:val="0"/>
+                <w:i w:val="0"/>
+                <w:color w:val="64748B"/>
+                <w:sz w:val="16"/>
+              </w:rPr>
+              <w:t>GT-CQ</w:t>
+            </w:r>
+          </w:p>
+        </w:tc>
+        <w:tc>
+          <w:tcPr>
+            <w:tcW w:type="dxa" w:w="4706"/>
+          </w:tcPr>
+          <w:p>
+            <w:r>
+              <w:rPr>
+                <w:b w:val="0"/>
+                <w:i w:val="0"/>
+                <w:sz w:val="17"/>
+              </w:rPr>
+              <w:t>La raison principale que ibou Ndiaye n'a pas fait des études dans une école formelle est ecole coranique et semble exister dans les modalités, prière de prendre attache avec le QG pour plus d'explication afin de la classer bien.</w:t>
+            </w:r>
+          </w:p>
+        </w:tc>
+      </w:tr>
+      <w:tr>
+        <w:tc>
+          <w:tcPr>
+            <w:tcW w:type="dxa" w:w="964"/>
+          </w:tcPr>
+          <w:p>
+            <w:r>
+              <w:rPr>
+                <w:b/>
+                <w:i w:val="0"/>
+                <w:color w:val="EA580C"/>
+                <w:sz w:val="16"/>
+              </w:rPr>
+              <w:t>Moyenne</w:t>
             </w:r>
           </w:p>
         </w:tc>
@@ -1444,7 +3064,7 @@
                 <w:color w:val="16A34A"/>
                 <w:sz w:val="16"/>
               </w:rPr>
-              <w:t>s04q46</w:t>
+              <w:t>s01q35, s01q36, s01q37, s02q04, s02q15, s03q13, s03q14, s03q15</w:t>
             </w:r>
           </w:p>
         </w:tc>
@@ -1475,7 +3095,7 @@
                 <w:i w:val="0"/>
                 <w:sz w:val="17"/>
               </w:rPr>
-              <w:t>Incohérence! Magnik Ndiaye  evolue dans l'agriculture mais est  considéré comme salarié ou stagiaire/apprenti non renuméré, prière de revoir la question s04q46 et corriger.</w:t>
+              <w:t>Nombre de mois exercé  (3 mois) par Magnik Ndiaye dans l'emploi au cours des 12 derniers mois semble faible, veuillez corriger s'il vous plait ou comfirmer avec le QG.</w:t>
             </w:r>
           </w:p>
         </w:tc>
@@ -1490,10 +3110,10 @@
               <w:rPr>
                 <w:b/>
                 <w:i w:val="0"/>
-                <w:color w:val="DC2626"/>
-                <w:sz w:val="16"/>
-              </w:rPr>
-              <w:t>Haute</w:t>
+                <w:color w:val="EA580C"/>
+                <w:sz w:val="16"/>
+              </w:rPr>
+              <w:t>Moyenne</w:t>
             </w:r>
           </w:p>
         </w:tc>
@@ -1508,7 +3128,7 @@
                 <w:i w:val="0"/>
                 <w:sz w:val="16"/>
               </w:rPr>
-              <w:t>S13</w:t>
+              <w:t>S04</w:t>
               <w:br/>
             </w:r>
             <w:r>
@@ -1518,7 +3138,7 @@
                 <w:color w:val="64748B"/>
                 <w:sz w:val="14"/>
               </w:rPr>
-              <w:t>Transferts</w:t>
+              <w:t>Emploi</w:t>
             </w:r>
           </w:p>
         </w:tc>
@@ -1534,7 +3154,7 @@
                 <w:color w:val="16A34A"/>
                 <w:sz w:val="16"/>
               </w:rPr>
-              <w:t>s00q27, s01q00a, s01q12, s01q13, s02q04, s03q11, s03q12, s01q01</w:t>
+              <w:t>—</w:t>
             </w:r>
           </w:p>
         </w:tc>
@@ -1565,7 +3185,7 @@
                 <w:i w:val="0"/>
                 <w:sz w:val="17"/>
               </w:rPr>
-              <w:t>L'âge du béneficiaire d'argent dans la section 13b (Transfert emis) semble incoherent voir élévé, prière de verifier ou corriger.</w:t>
+              <w:t>Attention ! Le nombre de jours (6 jours) que Magnik Ndiaye a travaillés par mois semble être inférieur à 15.</w:t>
             </w:r>
           </w:p>
         </w:tc>
@@ -1580,10 +3200,10 @@
               <w:rPr>
                 <w:b/>
                 <w:i w:val="0"/>
-                <w:color w:val="DC2626"/>
-                <w:sz w:val="16"/>
-              </w:rPr>
-              <w:t>Haute</w:t>
+                <w:color w:val="EA580C"/>
+                <w:sz w:val="16"/>
+              </w:rPr>
+              <w:t>Moyenne</w:t>
             </w:r>
           </w:p>
         </w:tc>
@@ -1598,7 +3218,7 @@
                 <w:i w:val="0"/>
                 <w:sz w:val="16"/>
               </w:rPr>
-              <w:t>S16</w:t>
+              <w:t>S04</w:t>
               <w:br/>
             </w:r>
             <w:r>
@@ -1608,7 +3228,7 @@
                 <w:color w:val="64748B"/>
                 <w:sz w:val="14"/>
               </w:rPr>
-              <w:t>Agriculture</w:t>
+              <w:t>Emploi</w:t>
             </w:r>
           </w:p>
         </w:tc>
@@ -1624,7 +3244,7 @@
                 <w:color w:val="16A34A"/>
                 <w:sz w:val="16"/>
               </w:rPr>
-              <w:t>s16dq05a, s16dq05c</w:t>
+              <w:t>—</w:t>
             </w:r>
           </w:p>
         </w:tc>
@@ -1655,7 +3275,7 @@
                 <w:i w:val="0"/>
                 <w:sz w:val="17"/>
               </w:rPr>
-              <w:t>La quantité de s16dq05a estimée en Kg est incohérente avec la prise dans la question s16dq05c, prière de bien estimer et mettre la valeur exacte.</w:t>
+              <w:t>Veuillez, s'il vous plaît, confirmer cette information.</w:t>
             </w:r>
           </w:p>
         </w:tc>
@@ -1670,10 +3290,10 @@
               <w:rPr>
                 <w:b/>
                 <w:i w:val="0"/>
-                <w:color w:val="DC2626"/>
-                <w:sz w:val="16"/>
-              </w:rPr>
-              <w:t>Haute</w:t>
+                <w:color w:val="EA580C"/>
+                <w:sz w:val="16"/>
+              </w:rPr>
+              <w:t>Moyenne</w:t>
             </w:r>
           </w:p>
         </w:tc>
@@ -1688,7 +3308,7 @@
                 <w:i w:val="0"/>
                 <w:sz w:val="16"/>
               </w:rPr>
-              <w:t>S16</w:t>
+              <w:t>S04</w:t>
               <w:br/>
             </w:r>
             <w:r>
@@ -1698,7 +3318,7 @@
                 <w:color w:val="64748B"/>
                 <w:sz w:val="14"/>
               </w:rPr>
-              <w:t>Agriculture</w:t>
+              <w:t>Emploi</w:t>
             </w:r>
           </w:p>
         </w:tc>
@@ -1714,7 +3334,7 @@
                 <w:color w:val="16A34A"/>
                 <w:sz w:val="16"/>
               </w:rPr>
-              <w:t>s00q07a, s00q08, s00q10, s00q13_0, s00q15_0, s00q17_0, s00q23a, s00q23b</w:t>
+              <w:t>s01q35, s01q36, s01q37, s02q04, s02q15, s03q13, s03q14, s03q15</w:t>
             </w:r>
           </w:p>
         </w:tc>
@@ -1745,7 +3365,7 @@
                 <w:i w:val="0"/>
                 <w:sz w:val="17"/>
               </w:rPr>
-              <w:t>La somme des quantités consommées (2.5 kg), des quantités offertes (1.85 kg),  des quantités vendus (5 kg) et des quantités en stock (2.5 kg) depasse la quantité totale (1 kg) que le ménage a eu après la recolte de Oseille , prière de corriger cette incoherence.</w:t>
+              <w:t>Nombre de mois exercé  (3 mois) par fallou Ndiaye dans l'emploi au cours des 12 derniers mois semble faible, veuillez corriger s'il vous plait ou comfirmer avec le QG.</w:t>
             </w:r>
           </w:p>
         </w:tc>
@@ -1760,10 +3380,10 @@
               <w:rPr>
                 <w:b/>
                 <w:i w:val="0"/>
-                <w:color w:val="DC2626"/>
-                <w:sz w:val="16"/>
-              </w:rPr>
-              <w:t>Haute</w:t>
+                <w:color w:val="EA580C"/>
+                <w:sz w:val="16"/>
+              </w:rPr>
+              <w:t>Moyenne</w:t>
             </w:r>
           </w:p>
         </w:tc>
@@ -1778,7 +3398,7 @@
                 <w:i w:val="0"/>
                 <w:sz w:val="16"/>
               </w:rPr>
-              <w:t>S20</w:t>
+              <w:t>S04</w:t>
               <w:br/>
             </w:r>
             <w:r>
@@ -1788,7 +3408,7 @@
                 <w:color w:val="64748B"/>
                 <w:sz w:val="14"/>
               </w:rPr>
-              <w:t>Gouvernance / autres</w:t>
+              <w:t>Emploi</w:t>
             </w:r>
           </w:p>
         </w:tc>
@@ -1835,7 +3455,7 @@
                 <w:i w:val="0"/>
                 <w:sz w:val="17"/>
               </w:rPr>
-              <w:t>Incohérence détectée ! Le ménage a précédemment déclaré vivre « Bien » ou « Assez bien » selon son revenu en 20A.02.</w:t>
+              <w:t>Attention ! Le nombre de jours (6 jours) que fallou Ndiaye a travaillés par mois semble être inférieur à 15.</w:t>
             </w:r>
           </w:p>
         </w:tc>
@@ -1868,7 +3488,7 @@
                 <w:i w:val="0"/>
                 <w:sz w:val="16"/>
               </w:rPr>
-              <w:t>S00</w:t>
+              <w:t>S04</w:t>
               <w:br/>
             </w:r>
             <w:r>
@@ -1878,7 +3498,7 @@
                 <w:color w:val="64748B"/>
                 <w:sz w:val="14"/>
               </w:rPr>
-              <w:t>Identification</w:t>
+              <w:t>Emploi</w:t>
             </w:r>
           </w:p>
         </w:tc>
@@ -1894,7 +3514,7 @@
                 <w:color w:val="16A34A"/>
                 <w:sz w:val="16"/>
               </w:rPr>
-              <w:t>s00q27</w:t>
+              <w:t>s01q35, s01q36, s01q37, s02q04, s02q15, s03q13, s03q14, s03q15</w:t>
             </w:r>
           </w:p>
         </w:tc>
@@ -1925,7 +3545,7 @@
                 <w:i w:val="0"/>
                 <w:sz w:val="17"/>
               </w:rPr>
-              <w:t>Vous avez declaré que le questionnaire est complètement fini mais le questionnaire est en statut partiel, prière de mettre le questionnaire en statut complet s'il est fini.</w:t>
+              <w:t>Nombre de mois exercé  (3 mois) par taphna ndiaye dans l'emploi au cours des 12 derniers mois semble faible, veuillez corriger s'il vous plait ou comfirmer avec le QG.</w:t>
             </w:r>
           </w:p>
         </w:tc>
@@ -1958,7 +3578,7 @@
                 <w:i w:val="0"/>
                 <w:sz w:val="16"/>
               </w:rPr>
-              <w:t>S00</w:t>
+              <w:t>S04</w:t>
               <w:br/>
             </w:r>
             <w:r>
@@ -1968,7 +3588,7 @@
                 <w:color w:val="64748B"/>
                 <w:sz w:val="14"/>
               </w:rPr>
-              <w:t>Identification</w:t>
+              <w:t>Emploi</w:t>
             </w:r>
           </w:p>
         </w:tc>
@@ -2015,7 +3635,7 @@
                 <w:i w:val="0"/>
                 <w:sz w:val="17"/>
               </w:rPr>
-              <w:t>L'adresse ou la localisation du ménage doit être bien renseignée, ne doit pas contenir des numéros de téléphone et elle semble courte pour être une adresse.</w:t>
+              <w:t>Attention ! Le nombre de jours (6 jours) que taphna ndiaye a travaillés par mois semble être inférieur à 15.</w:t>
             </w:r>
           </w:p>
         </w:tc>
@@ -2048,7 +3668,7 @@
                 <w:i w:val="0"/>
                 <w:sz w:val="16"/>
               </w:rPr>
-              <w:t>S00</w:t>
+              <w:t>S04</w:t>
               <w:br/>
             </w:r>
             <w:r>
@@ -2058,7 +3678,7 @@
                 <w:color w:val="64748B"/>
                 <w:sz w:val="14"/>
               </w:rPr>
-              <w:t>Identification</w:t>
+              <w:t>Emploi</w:t>
             </w:r>
           </w:p>
         </w:tc>
@@ -2074,7 +3694,7 @@
                 <w:color w:val="16A34A"/>
                 <w:sz w:val="16"/>
               </w:rPr>
-              <w:t>—</w:t>
+              <w:t>s00q07a, s00q08, s00q10, s00q13_0, s00q15_0, s00q17_0, s00q23a, s00q23b</w:t>
             </w:r>
           </w:p>
         </w:tc>
@@ -2105,7 +3725,7 @@
                 <w:i w:val="0"/>
                 <w:sz w:val="17"/>
               </w:rPr>
-              <w:t>Prière de renseigner la bonne adresse.</w:t>
+              <w:t>Prière de changer la branche d'activité de Mandiaye Ndiaye, les agriculteurs dont leurs cultures est principalement destiné à la consommation du ménage sont des (Agriculteurs, subsistances) et ceux qui le font avec l'élevage sont des (Agriculteurs et eleveurs, subsistances)</w:t>
             </w:r>
           </w:p>
         </w:tc>
@@ -2138,7 +3758,7 @@
                 <w:i w:val="0"/>
                 <w:sz w:val="16"/>
               </w:rPr>
-              <w:t>S01</w:t>
+              <w:t>S04</w:t>
               <w:br/>
             </w:r>
             <w:r>
@@ -2148,7 +3768,7 @@
                 <w:color w:val="64748B"/>
                 <w:sz w:val="14"/>
               </w:rPr>
-              <w:t>Démographie</w:t>
+              <w:t>Emploi</w:t>
             </w:r>
           </w:p>
         </w:tc>
@@ -2164,7 +3784,7 @@
                 <w:color w:val="16A34A"/>
                 <w:sz w:val="16"/>
               </w:rPr>
-              <w:t>s01q00</w:t>
+              <w:t>s00q07a, s00q08, s00q10, s00q13_0, s00q15_0, s00q17_0, s00q23a, s00q23b</w:t>
             </w:r>
           </w:p>
         </w:tc>
@@ -2195,7 +3815,7 @@
                 <w:i w:val="0"/>
                 <w:sz w:val="17"/>
               </w:rPr>
-              <w:t>Attention ! Vous avez déclaré en s01q00 que le répondant est la personne elle-même, or Mame Gore Ndiaye est trop jeune (9 ans) pour fournir des informations correctes.</w:t>
+              <w:t>Prière de changer la branche d'activité de coumba diouf, les agriculteurs dont leurs cultures est principalement destiné à la consommation du ménage sont des (Agriculteurs, subsistances) et ceux qui le font avec l'élevage sont des (Agriculteurs et eleveurs, subsistances)Nombre de mois exercé  (3 mois) par coumba diouf dans l'emploi au cours des 12 derniers mois semble faible, veuillez corriger s'il vous plait ou comfirmer avec le QG.</w:t>
             </w:r>
           </w:p>
         </w:tc>
@@ -2228,7 +3848,7 @@
                 <w:i w:val="0"/>
                 <w:sz w:val="16"/>
               </w:rPr>
-              <w:t>S01</w:t>
+              <w:t>S04</w:t>
               <w:br/>
             </w:r>
             <w:r>
@@ -2238,7 +3858,7 @@
                 <w:color w:val="64748B"/>
                 <w:sz w:val="14"/>
               </w:rPr>
-              <w:t>Démographie</w:t>
+              <w:t>Emploi</w:t>
             </w:r>
           </w:p>
         </w:tc>
@@ -2285,7 +3905,7 @@
                 <w:i w:val="0"/>
                 <w:sz w:val="17"/>
               </w:rPr>
-              <w:t>Prière de refaire la section 1 pour Mame Gore Ndiaye en demandant à un adulte de répondre aux questions à sa place.</w:t>
+              <w:t>Attention ! Le nombre de jours (6 jours) que coumba diouf a travaillés par mois semble être inférieur à 15.</w:t>
             </w:r>
           </w:p>
         </w:tc>
@@ -2318,7 +3938,7 @@
                 <w:i w:val="0"/>
                 <w:sz w:val="16"/>
               </w:rPr>
-              <w:t>S01</w:t>
+              <w:t>S04</w:t>
               <w:br/>
             </w:r>
             <w:r>
@@ -2328,7 +3948,7 @@
                 <w:color w:val="64748B"/>
                 <w:sz w:val="14"/>
               </w:rPr>
-              <w:t>Démographie</w:t>
+              <w:t>Emploi</w:t>
             </w:r>
           </w:p>
         </w:tc>
@@ -2344,7 +3964,7 @@
                 <w:color w:val="16A34A"/>
                 <w:sz w:val="16"/>
               </w:rPr>
-              <w:t>s01q00</w:t>
+              <w:t>—</w:t>
             </w:r>
           </w:p>
         </w:tc>
@@ -2375,7 +3995,7 @@
                 <w:i w:val="0"/>
                 <w:sz w:val="17"/>
               </w:rPr>
-              <w:t>Attention ! Vous avez déclaré en s01q00 que le répondant est la personne elle-même, or Ndeye  Ndiaye est trop jeune (6 ans) pour fournir des informations correctes.</w:t>
+              <w:t>Attention ! Le nombre de jours que bousso Niang a travaillés par mois semble être inférieur à 15.</w:t>
             </w:r>
           </w:p>
         </w:tc>
@@ -2408,7 +4028,7 @@
                 <w:i w:val="0"/>
                 <w:sz w:val="16"/>
               </w:rPr>
-              <w:t>S01</w:t>
+              <w:t>S04</w:t>
               <w:br/>
             </w:r>
             <w:r>
@@ -2418,7 +4038,7 @@
                 <w:color w:val="64748B"/>
                 <w:sz w:val="14"/>
               </w:rPr>
-              <w:t>Démographie</w:t>
+              <w:t>Emploi</w:t>
             </w:r>
           </w:p>
         </w:tc>
@@ -2465,7 +4085,7 @@
                 <w:i w:val="0"/>
                 <w:sz w:val="17"/>
               </w:rPr>
-              <w:t>Prière de refaire la section 1 pour Ndeye  Ndiaye en demandant à un adulte de répondre aux questions à sa place.</w:t>
+              <w:t>Veuillez, s'il vous plaît, confirmer cette information.</w:t>
             </w:r>
           </w:p>
         </w:tc>
@@ -2498,7 +4118,7 @@
                 <w:i w:val="0"/>
                 <w:sz w:val="16"/>
               </w:rPr>
-              <w:t>S01</w:t>
+              <w:t>S07</w:t>
               <w:br/>
             </w:r>
             <w:r>
@@ -2508,7 +4128,7 @@
                 <w:color w:val="64748B"/>
                 <w:sz w:val="14"/>
               </w:rPr>
-              <w:t>Démographie</w:t>
+              <w:t>Consommation alimentaire</w:t>
             </w:r>
           </w:p>
         </w:tc>
@@ -2524,7 +4144,7 @@
                 <w:color w:val="16A34A"/>
                 <w:sz w:val="16"/>
               </w:rPr>
-              <w:t>s01q00</w:t>
+              <w:t>—</w:t>
             </w:r>
           </w:p>
         </w:tc>
@@ -2555,7 +4175,7 @@
                 <w:i w:val="0"/>
                 <w:sz w:val="17"/>
               </w:rPr>
-              <w:t>Attention ! Vous avez déclaré en s01q00 que le répondant est la personne elle-même, or ibou Ndiaye est trop jeune (7 ans) pour fournir des informations correctes.</w:t>
+              <w:t>Attention ! La dépense du répas pris à l'extérieur de Magnik Ndiaye (1000 Fcfa) au cours de 7 derniers jours est relativement élevé.</w:t>
             </w:r>
           </w:p>
         </w:tc>
@@ -2588,7 +4208,7 @@
                 <w:i w:val="0"/>
                 <w:sz w:val="16"/>
               </w:rPr>
-              <w:t>S01</w:t>
+              <w:t>S07</w:t>
               <w:br/>
             </w:r>
             <w:r>
@@ -2598,7 +4218,7 @@
                 <w:color w:val="64748B"/>
                 <w:sz w:val="14"/>
               </w:rPr>
-              <w:t>Démographie</w:t>
+              <w:t>Consommation alimentaire</w:t>
             </w:r>
           </w:p>
         </w:tc>
@@ -2645,7 +4265,7 @@
                 <w:i w:val="0"/>
                 <w:sz w:val="17"/>
               </w:rPr>
-              <w:t>Prière de refaire la section 1 pour ibou Ndiaye en demandant à un adulte de répondre aux questions à sa place.</w:t>
+              <w:t>Prière de corriger ou de confirmer avec le QG.</w:t>
             </w:r>
           </w:p>
         </w:tc>
@@ -2678,7 +4298,7 @@
                 <w:i w:val="0"/>
                 <w:sz w:val="16"/>
               </w:rPr>
-              <w:t>S01</w:t>
+              <w:t>S07</w:t>
               <w:br/>
             </w:r>
             <w:r>
@@ -2688,7 +4308,7 @@
                 <w:color w:val="64748B"/>
                 <w:sz w:val="14"/>
               </w:rPr>
-              <w:t>Démographie</w:t>
+              <w:t>Consommation alimentaire</w:t>
             </w:r>
           </w:p>
         </w:tc>
@@ -2735,7 +4355,7 @@
                 <w:i w:val="0"/>
                 <w:sz w:val="17"/>
               </w:rPr>
-              <w:t>Prière de verifier l'information donnée par ibou Ndiaye ou corriger au niveau de la section 1.</w:t>
+              <w:t>Attention ! La dépense du répas pris à l'extérieur de bousso Niang (4500 Fcfa) au cours de 7 derniers jours est relativement élevé.</w:t>
             </w:r>
           </w:p>
         </w:tc>
@@ -2768,7 +4388,7 @@
                 <w:i w:val="0"/>
                 <w:sz w:val="16"/>
               </w:rPr>
-              <w:t>S01</w:t>
+              <w:t>S07</w:t>
               <w:br/>
             </w:r>
             <w:r>
@@ -2778,7 +4398,7 @@
                 <w:color w:val="64748B"/>
                 <w:sz w:val="14"/>
               </w:rPr>
-              <w:t>Démographie</w:t>
+              <w:t>Consommation alimentaire</w:t>
             </w:r>
           </w:p>
         </w:tc>
@@ -2825,7 +4445,7 @@
                 <w:i w:val="0"/>
                 <w:sz w:val="17"/>
               </w:rPr>
-              <w:t>Prière de verifier l'information donnée par Mandiaye Ndiaye ou corriger au niveau de la section 1.</w:t>
+              <w:t>Attention ! La dépense du répas pris à l'extérieur de coumba diouf (1500 Fcfa) au cours de 7 derniers jours est relativement élevé.</w:t>
             </w:r>
           </w:p>
         </w:tc>
@@ -2858,7 +4478,7 @@
                 <w:i w:val="0"/>
                 <w:sz w:val="16"/>
               </w:rPr>
-              <w:t>S01</w:t>
+              <w:t>S07</w:t>
               <w:br/>
             </w:r>
             <w:r>
@@ -2868,7 +4488,7 @@
                 <w:color w:val="64748B"/>
                 <w:sz w:val="14"/>
               </w:rPr>
-              <w:t>Démographie</w:t>
+              <w:t>Consommation alimentaire</w:t>
             </w:r>
           </w:p>
         </w:tc>
@@ -2884,7 +4504,7 @@
                 <w:color w:val="16A34A"/>
                 <w:sz w:val="16"/>
               </w:rPr>
-              <w:t>s00q27, s01q03a, s01q03b, s01q03c, s01q00b</w:t>
+              <w:t>—</w:t>
             </w:r>
           </w:p>
         </w:tc>
@@ -2915,7 +4535,7 @@
                 <w:i w:val="0"/>
                 <w:sz w:val="17"/>
               </w:rPr>
-              <w:t>Les informations sur l'acte de naissance (ni Jours, ni mois et ni années) de  ndeo  faye  manquent, s'il vous plait pouvez-vous fournir d'effort pour avoir ces informations.</w:t>
+              <w:t>Attention ! La dépense du répas pris à l'extérieur de ndela Ndiaye (1000 Fcfa) au cours de 7 derniers jours est relativement élevé.</w:t>
             </w:r>
           </w:p>
         </w:tc>
@@ -2948,7 +4568,7 @@
                 <w:i w:val="0"/>
                 <w:sz w:val="16"/>
               </w:rPr>
-              <w:t>S02</w:t>
+              <w:t>S07</w:t>
               <w:br/>
             </w:r>
             <w:r>
@@ -2958,7 +4578,7 @@
                 <w:color w:val="64748B"/>
                 <w:sz w:val="14"/>
               </w:rPr>
-              <w:t>Éducation</w:t>
+              <w:t>Consommation alimentaire</w:t>
             </w:r>
           </w:p>
         </w:tc>
@@ -3005,7 +4625,7 @@
                 <w:i w:val="0"/>
                 <w:sz w:val="17"/>
               </w:rPr>
-              <w:t>veuillez, s'il vous plait, confirmer les frais de scolarité ( 5000 FCFA) payée de Magnik Ndiaye avec le QG ou apporter les corrections nécessaires.</w:t>
+              <w:t>Attention ! La dépense du répas pris à l'extérieur de sokhna Maï Ndiaye (1500 Fcfa) au cours de 7 derniers jours est relativement élevé.</w:t>
             </w:r>
           </w:p>
         </w:tc>
@@ -3038,7 +4658,7 @@
                 <w:i w:val="0"/>
                 <w:sz w:val="16"/>
               </w:rPr>
-              <w:t>S02</w:t>
+              <w:t>S07</w:t>
               <w:br/>
             </w:r>
             <w:r>
@@ -3048,7 +4668,7 @@
                 <w:color w:val="64748B"/>
                 <w:sz w:val="14"/>
               </w:rPr>
-              <w:t>Éducation</w:t>
+              <w:t>Consommation alimentaire</w:t>
             </w:r>
           </w:p>
         </w:tc>
@@ -3095,7 +4715,7 @@
                 <w:i w:val="0"/>
                 <w:sz w:val="17"/>
               </w:rPr>
-              <w:t>veuillez, s'il vous plait, confirmer les frais de scolarité ( 5000 FCFA) payée de ndela Ndiaye avec le QG ou apporter les corrections nécessaires.</w:t>
+              <w:t>Attention ! La dépense du répas pris à l'extérieur de taphna ndiaye (1000 Fcfa) au cours de 7 derniers jours est relativement élevé.</w:t>
             </w:r>
           </w:p>
         </w:tc>
@@ -3128,7 +4748,7 @@
                 <w:i w:val="0"/>
                 <w:sz w:val="16"/>
               </w:rPr>
-              <w:t>S02</w:t>
+              <w:t>S07</w:t>
               <w:br/>
             </w:r>
             <w:r>
@@ -3138,7 +4758,7 @@
                 <w:color w:val="64748B"/>
                 <w:sz w:val="14"/>
               </w:rPr>
-              <w:t>Éducation</w:t>
+              <w:t>Consommation alimentaire</w:t>
             </w:r>
           </w:p>
         </w:tc>
@@ -3154,7 +4774,7 @@
                 <w:color w:val="16A34A"/>
                 <w:sz w:val="16"/>
               </w:rPr>
-              <w:t>—</w:t>
+              <w:t>s07bq07a, s07bq07b, s07bq07c, s07bq08</w:t>
             </w:r>
           </w:p>
         </w:tc>
@@ -3185,7 +4805,7 @@
                 <w:i w:val="0"/>
                 <w:sz w:val="17"/>
               </w:rPr>
-              <w:t>veuillez, s'il vous plait, confirmer les frais de scolarité ( 5000 FCFA) payée de sokhna Maï Ndiaye avec le QG ou apporter les corrections nécessaires.</w:t>
+              <w:t>Le prix d'achat unitaire (137.5 Fcfa) de Riz local brisé en Kg de taille  taille unique  est très faible, prière de regarder les reponses prises dans les questions s07bq07a s07bq07b s07bq07c s07bq08 pour mieux corriger.</w:t>
             </w:r>
           </w:p>
         </w:tc>
@@ -3218,7 +4838,7 @@
                 <w:i w:val="0"/>
                 <w:sz w:val="16"/>
               </w:rPr>
-              <w:t>S02</w:t>
+              <w:t>S09</w:t>
               <w:br/>
             </w:r>
             <w:r>
@@ -3228,7 +4848,7 @@
                 <w:color w:val="64748B"/>
                 <w:sz w:val="14"/>
               </w:rPr>
-              <w:t>Éducation</w:t>
+              <w:t>Dépenses non alimentaires</w:t>
             </w:r>
           </w:p>
         </w:tc>
@@ -3275,7 +4895,7 @@
                 <w:i w:val="0"/>
                 <w:sz w:val="17"/>
               </w:rPr>
-              <w:t>veuillez, s'il vous plait, confirmer les frais de scolarité ( 5000 FCFA) payée de taphna ndiaye avec le QG ou apporter les corrections nécessaires.</w:t>
+              <w:t>Attention ! La dépense totale du ménage de MANDIAYE 2 NDIAYE (73000 Fcfa) de la fête de Fête des autres Religions /traditions est relativement élevé.</w:t>
             </w:r>
           </w:p>
         </w:tc>
@@ -3308,7 +4928,7 @@
                 <w:i w:val="0"/>
                 <w:sz w:val="16"/>
               </w:rPr>
-              <w:t>S02</w:t>
+              <w:t>S09</w:t>
               <w:br/>
             </w:r>
             <w:r>
@@ -3318,7 +4938,7 @@
                 <w:color w:val="64748B"/>
                 <w:sz w:val="14"/>
               </w:rPr>
-              <w:t>Éducation</w:t>
+              <w:t>Dépenses non alimentaires</w:t>
             </w:r>
           </w:p>
         </w:tc>
@@ -3365,7 +4985,7 @@
                 <w:i w:val="0"/>
                 <w:sz w:val="17"/>
               </w:rPr>
-              <w:t>veuillez, s'il vous plait, confirmer les frais de scolarité ( 1500 FCFA) payée de Mame Gore Ndiaye avec le QG ou apporter les corrections nécessaires.</w:t>
+              <w:t>Prière de corriger ou de confirmer avec le QG.</w:t>
             </w:r>
           </w:p>
         </w:tc>
@@ -3398,7 +5018,7 @@
                 <w:i w:val="0"/>
                 <w:sz w:val="16"/>
               </w:rPr>
-              <w:t>S02</w:t>
+              <w:t>S09</w:t>
               <w:br/>
             </w:r>
             <w:r>
@@ -3408,7 +5028,7 @@
                 <w:color w:val="64748B"/>
                 <w:sz w:val="14"/>
               </w:rPr>
-              <w:t>Éducation</w:t>
+              <w:t>Dépenses non alimentaires</w:t>
             </w:r>
           </w:p>
         </w:tc>
@@ -3424,7 +5044,7 @@
                 <w:color w:val="16A34A"/>
                 <w:sz w:val="16"/>
               </w:rPr>
-              <w:t>—</w:t>
+              <w:t>s01q23, s01q00b, s01q23_autre</w:t>
             </w:r>
           </w:p>
         </w:tc>
@@ -3455,7 +5075,7 @@
                 <w:i w:val="0"/>
                 <w:sz w:val="17"/>
               </w:rPr>
-              <w:t>veuillez, s'il vous plait, confirmer les frais de scolarité ( 1500 FCFA) payée de fallou Ndiaye avec le QG ou apporter les corrections nécessaires.</w:t>
+              <w:t>La dernière fois que vous avez acheté Bois de chauffe ramassé/coupé (estimer la valeur) est dans la nature et semble exister dans les modalités, prière de prendre attache avec le QG pour plus d'explication afin de la classer bien.</w:t>
             </w:r>
           </w:p>
         </w:tc>
@@ -3488,7 +5108,7 @@
                 <w:i w:val="0"/>
                 <w:sz w:val="16"/>
               </w:rPr>
-              <w:t>S02</w:t>
+              <w:t>S09</w:t>
               <w:br/>
             </w:r>
             <w:r>
@@ -3498,7 +5118,7 @@
                 <w:color w:val="64748B"/>
                 <w:sz w:val="14"/>
               </w:rPr>
-              <w:t>Éducation</w:t>
+              <w:t>Dépenses non alimentaires</w:t>
             </w:r>
           </w:p>
         </w:tc>
@@ -3514,7 +5134,7 @@
                 <w:color w:val="16A34A"/>
                 <w:sz w:val="16"/>
               </w:rPr>
-              <w:t>s01q25, s01q29, s01q30, s04q46, s01q00b</w:t>
+              <w:t>—</w:t>
             </w:r>
           </w:p>
         </w:tc>
@@ -3545,7 +5165,7 @@
                 <w:i w:val="0"/>
                 <w:sz w:val="17"/>
               </w:rPr>
-              <w:t>Il manque des informations non renseignées de khadim Ndiaye , prière de renseignés toutes les questions liées à khadim Ndiaye .</w:t>
+              <w:t>Attention ! La dépense du ménage de MANDIAYE 2 NDIAYE (1000 Fcfa) au cours de 3 derniers mois de Transport inter-localité à traction animale est relativement élevé.</w:t>
             </w:r>
           </w:p>
         </w:tc>
@@ -3578,7 +5198,7 @@
                 <w:i w:val="0"/>
                 <w:sz w:val="16"/>
               </w:rPr>
-              <w:t>S02</w:t>
+              <w:t>S09</w:t>
               <w:br/>
             </w:r>
             <w:r>
@@ -3588,7 +5208,7 @@
                 <w:color w:val="64748B"/>
                 <w:sz w:val="14"/>
               </w:rPr>
-              <w:t>Éducation</w:t>
+              <w:t>Dépenses non alimentaires</w:t>
             </w:r>
           </w:p>
         </w:tc>
@@ -3635,7 +5255,7 @@
                 <w:i w:val="0"/>
                 <w:sz w:val="17"/>
               </w:rPr>
-              <w:t>Merci de bien vouloir changé 2.04 en OUI et renseigné toutes les autres informations qui concerne Mandiaye Ndiaye .</w:t>
+              <w:t>Prière de corriger ou de confirmer avec le QG.</w:t>
             </w:r>
           </w:p>
         </w:tc>
@@ -3668,7 +5288,7 @@
                 <w:i w:val="0"/>
                 <w:sz w:val="16"/>
               </w:rPr>
-              <w:t>S02</w:t>
+              <w:t>S09</w:t>
               <w:br/>
             </w:r>
             <w:r>
@@ -3678,7 +5298,7 @@
                 <w:color w:val="64748B"/>
                 <w:sz w:val="14"/>
               </w:rPr>
-              <w:t>Éducation</w:t>
+              <w:t>Dépenses non alimentaires</w:t>
             </w:r>
           </w:p>
         </w:tc>
@@ -3694,7 +5314,7 @@
                 <w:color w:val="16A34A"/>
                 <w:sz w:val="16"/>
               </w:rPr>
-              <w:t>s01q23, s01q00b, s01q23_autre</w:t>
+              <w:t>—</w:t>
             </w:r>
           </w:p>
         </w:tc>
@@ -3725,7 +5345,7 @@
                 <w:i w:val="0"/>
                 <w:sz w:val="17"/>
               </w:rPr>
-              <w:t>La raison principale que ibou Ndiaye n'a pas fait des études dans une école formelle est ecole coranique et semble exister dans les modalités, prière de prendre attache avec le QG pour plus d'explication afin de la classer bien.</w:t>
+              <w:t>Attention ! La dépense du ménage de MANDIAYE 2 NDIAYE (20000 Fcfa) au cours de 12 derniers mois de Linge de maison et articles associés (serviettes de bain, drap, couverture, couvre-lit, oreillers, moustiquaire, nattes, tapis, rideaux, éventail, etc.</w:t>
             </w:r>
           </w:p>
         </w:tc>
@@ -3758,7 +5378,7 @@
                 <w:i w:val="0"/>
                 <w:sz w:val="16"/>
               </w:rPr>
-              <w:t>S04</w:t>
+              <w:t>S09</w:t>
               <w:br/>
             </w:r>
             <w:r>
@@ -3768,7 +5388,7 @@
                 <w:color w:val="64748B"/>
                 <w:sz w:val="14"/>
               </w:rPr>
-              <w:t>Emploi</w:t>
+              <w:t>Dépenses non alimentaires</w:t>
             </w:r>
           </w:p>
         </w:tc>
@@ -3784,7 +5404,7 @@
                 <w:color w:val="16A34A"/>
                 <w:sz w:val="16"/>
               </w:rPr>
-              <w:t>s01q35, s01q36, s01q37, s02q04, s02q15, s03q13, s03q14, s03q15</w:t>
+              <w:t>—</w:t>
             </w:r>
           </w:p>
         </w:tc>
@@ -3815,7 +5435,7 @@
                 <w:i w:val="0"/>
                 <w:sz w:val="17"/>
               </w:rPr>
-              <w:t>Nombre de mois exercé  (3 mois) par Magnik Ndiaye dans l'emploi au cours des 12 derniers mois semble faible, veuillez corriger s'il vous plait ou comfirmer avec le QG.</w:t>
+              <w:t>) est relativement élevé.</w:t>
             </w:r>
           </w:p>
         </w:tc>
@@ -3848,7 +5468,7 @@
                 <w:i w:val="0"/>
                 <w:sz w:val="16"/>
               </w:rPr>
-              <w:t>S04</w:t>
+              <w:t>S09</w:t>
               <w:br/>
             </w:r>
             <w:r>
@@ -3858,7 +5478,7 @@
                 <w:color w:val="64748B"/>
                 <w:sz w:val="14"/>
               </w:rPr>
-              <w:t>Emploi</w:t>
+              <w:t>Dépenses non alimentaires</w:t>
             </w:r>
           </w:p>
         </w:tc>
@@ -3905,7 +5525,7 @@
                 <w:i w:val="0"/>
                 <w:sz w:val="17"/>
               </w:rPr>
-              <w:t>Attention ! Le nombre de jours (6 jours) que Magnik Ndiaye a travaillés par mois semble être inférieur à 15.</w:t>
+              <w:t>Prière de corriger ou de confirmer avec le QG.</w:t>
             </w:r>
           </w:p>
         </w:tc>
@@ -3938,7 +5558,7 @@
                 <w:i w:val="0"/>
                 <w:sz w:val="16"/>
               </w:rPr>
-              <w:t>S04</w:t>
+              <w:t>S10</w:t>
               <w:br/>
             </w:r>
             <w:r>
@@ -3948,7 +5568,7 @@
                 <w:color w:val="64748B"/>
                 <w:sz w:val="14"/>
               </w:rPr>
-              <w:t>Emploi</w:t>
+              <w:t>Logement</w:t>
             </w:r>
           </w:p>
         </w:tc>
@@ -3964,7 +5584,7 @@
                 <w:color w:val="16A34A"/>
                 <w:sz w:val="16"/>
               </w:rPr>
-              <w:t>—</w:t>
+              <w:t>s10q46, s10q48, s10q50</w:t>
             </w:r>
           </w:p>
         </w:tc>
@@ -3995,7 +5615,7 @@
                 <w:i w:val="0"/>
                 <w:sz w:val="17"/>
               </w:rPr>
-              <w:t>Veuillez, s'il vous plaît, confirmer cette information.</w:t>
+              <w:t>L'entreprise service de lingerie existe dit n'avoir pas fait la revente de marchandises achetées et revendues en état, aussi le montant obtenus sur la vente de produits transformés par l'entreprise  n'a reçu aucune somme sur les reventes (s10q46=0 &amp; s10q48=0 &amp; s10q50=0); alors s'agit-il de quelle entreprise ?  service de lingerie fonctionne mais vous avez pris 0 dans les questions 10.46 10.47 10.48 10.49 10.50, prière d'estimer afin de renseigner les questions qui concernent l'entreprise.</w:t>
             </w:r>
           </w:p>
         </w:tc>
@@ -4028,7 +5648,7 @@
                 <w:i w:val="0"/>
                 <w:sz w:val="16"/>
               </w:rPr>
-              <w:t>S04</w:t>
+              <w:t>S11</w:t>
               <w:br/>
             </w:r>
             <w:r>
@@ -4038,7 +5658,7 @@
                 <w:color w:val="64748B"/>
                 <w:sz w:val="14"/>
               </w:rPr>
-              <w:t>Emploi</w:t>
+              <w:t>Logement / cadre de vie</w:t>
             </w:r>
           </w:p>
         </w:tc>
@@ -4054,7 +5674,7 @@
                 <w:color w:val="16A34A"/>
                 <w:sz w:val="16"/>
               </w:rPr>
-              <w:t>s01q35, s01q36, s01q37, s02q04, s02q15, s03q13, s03q14, s03q15</w:t>
+              <w:t>s00q11, s01q03b, s01q04b, s02q01__1, s02q02__1, s02q03__1, s02q04, s02q15</w:t>
             </w:r>
           </w:p>
         </w:tc>
@@ -4085,7 +5705,7 @@
                 <w:i w:val="0"/>
                 <w:sz w:val="17"/>
               </w:rPr>
-              <w:t>Nombre de mois exercé  (3 mois) par fallou Ndiaye dans l'emploi au cours des 12 derniers mois semble faible, veuillez corriger s'il vous plait ou comfirmer avec le QG.</w:t>
+              <w:t>Le montant (150000 FCFA) du loyer mensuel payé pour un logement comme le votre (Maison Basse) dans ce village/quartier est trop élevé, Veuillez s'il vous plaît corriger cette information.</w:t>
             </w:r>
           </w:p>
         </w:tc>
@@ -4118,7 +5738,7 @@
                 <w:i w:val="0"/>
                 <w:sz w:val="16"/>
               </w:rPr>
-              <w:t>S04</w:t>
+              <w:t>S11</w:t>
               <w:br/>
             </w:r>
             <w:r>
@@ -4128,7 +5748,7 @@
                 <w:color w:val="64748B"/>
                 <w:sz w:val="14"/>
               </w:rPr>
-              <w:t>Emploi</w:t>
+              <w:t>Logement / cadre de vie</w:t>
             </w:r>
           </w:p>
         </w:tc>
@@ -4144,7 +5764,7 @@
                 <w:color w:val="16A34A"/>
                 <w:sz w:val="16"/>
               </w:rPr>
-              <w:t>—</w:t>
+              <w:t>s01q16, s02q23, s03q42, s04q30__8, s04q51, s04q51_unite, s04q68, s06q19</w:t>
             </w:r>
           </w:p>
         </w:tc>
@@ -4175,7 +5795,7 @@
                 <w:i w:val="0"/>
                 <w:sz w:val="17"/>
               </w:rPr>
-              <w:t>Attention ! Le nombre de jours (6 jours) que fallou Ndiaye a travaillés par mois semble être inférieur à 15.</w:t>
+              <w:t>Comment votre ménage se débarrasse-t-il de ses ordures ménagères, prière de classer ces autres à preciser car ils existent dejà.</w:t>
             </w:r>
           </w:p>
         </w:tc>
@@ -4208,7 +5828,7 @@
                 <w:i w:val="0"/>
                 <w:sz w:val="16"/>
               </w:rPr>
-              <w:t>S04</w:t>
+              <w:t>S11</w:t>
               <w:br/>
             </w:r>
             <w:r>
@@ -4218,7 +5838,7 @@
                 <w:color w:val="64748B"/>
                 <w:sz w:val="14"/>
               </w:rPr>
-              <w:t>Emploi</w:t>
+              <w:t>Logement / cadre de vie</w:t>
             </w:r>
           </w:p>
         </w:tc>
@@ -4234,7 +5854,7 @@
                 <w:color w:val="16A34A"/>
                 <w:sz w:val="16"/>
               </w:rPr>
-              <w:t>s01q35, s01q36, s01q37, s02q04, s02q15, s03q13, s03q14, s03q15</w:t>
+              <w:t>s01q23, s01q00b, s01q23_autre</w:t>
             </w:r>
           </w:p>
         </w:tc>
@@ -4265,2437 +5885,7 @@
                 <w:i w:val="0"/>
                 <w:sz w:val="17"/>
               </w:rPr>
-              <w:t>Nombre de mois exercé  (3 mois) par taphna ndiaye dans l'emploi au cours des 12 derniers mois semble faible, veuillez corriger s'il vous plait ou comfirmer avec le QG.</w:t>
-            </w:r>
-          </w:p>
-        </w:tc>
-      </w:tr>
-      <w:tr>
-        <w:tc>
-          <w:tcPr>
-            <w:tcW w:type="dxa" w:w="964"/>
-          </w:tcPr>
-          <w:p>
-            <w:r>
-              <w:rPr>
-                <w:b/>
-                <w:i w:val="0"/>
-                <w:color w:val="EA580C"/>
-                <w:sz w:val="16"/>
-              </w:rPr>
-              <w:t>Moyenne</w:t>
-            </w:r>
-          </w:p>
-        </w:tc>
-        <w:tc>
-          <w:tcPr>
-            <w:tcW w:type="dxa" w:w="1247"/>
-          </w:tcPr>
-          <w:p>
-            <w:r>
-              <w:rPr>
-                <w:b/>
-                <w:i w:val="0"/>
-                <w:sz w:val="16"/>
-              </w:rPr>
-              <w:t>S04</w:t>
-              <w:br/>
-            </w:r>
-            <w:r>
-              <w:rPr>
-                <w:b w:val="0"/>
-                <w:i w:val="0"/>
-                <w:color w:val="64748B"/>
-                <w:sz w:val="14"/>
-              </w:rPr>
-              <w:t>Emploi</w:t>
-            </w:r>
-          </w:p>
-        </w:tc>
-        <w:tc>
-          <w:tcPr>
-            <w:tcW w:type="dxa" w:w="1531"/>
-          </w:tcPr>
-          <w:p>
-            <w:r>
-              <w:rPr>
-                <w:b/>
-                <w:i w:val="0"/>
-                <w:color w:val="16A34A"/>
-                <w:sz w:val="16"/>
-              </w:rPr>
-              <w:t>—</w:t>
-            </w:r>
-          </w:p>
-        </w:tc>
-        <w:tc>
-          <w:tcPr>
-            <w:tcW w:type="dxa" w:w="1191"/>
-          </w:tcPr>
-          <w:p>
-            <w:r>
-              <w:rPr>
-                <w:b w:val="0"/>
-                <w:i w:val="0"/>
-                <w:color w:val="64748B"/>
-                <w:sz w:val="16"/>
-              </w:rPr>
-              <w:t>GT-CQ</w:t>
-            </w:r>
-          </w:p>
-        </w:tc>
-        <w:tc>
-          <w:tcPr>
-            <w:tcW w:type="dxa" w:w="4706"/>
-          </w:tcPr>
-          <w:p>
-            <w:r>
-              <w:rPr>
-                <w:b w:val="0"/>
-                <w:i w:val="0"/>
-                <w:sz w:val="17"/>
-              </w:rPr>
-              <w:t>Attention ! Le nombre de jours (6 jours) que taphna ndiaye a travaillés par mois semble être inférieur à 15.</w:t>
-            </w:r>
-          </w:p>
-        </w:tc>
-      </w:tr>
-      <w:tr>
-        <w:tc>
-          <w:tcPr>
-            <w:tcW w:type="dxa" w:w="964"/>
-          </w:tcPr>
-          <w:p>
-            <w:r>
-              <w:rPr>
-                <w:b/>
-                <w:i w:val="0"/>
-                <w:color w:val="EA580C"/>
-                <w:sz w:val="16"/>
-              </w:rPr>
-              <w:t>Moyenne</w:t>
-            </w:r>
-          </w:p>
-        </w:tc>
-        <w:tc>
-          <w:tcPr>
-            <w:tcW w:type="dxa" w:w="1247"/>
-          </w:tcPr>
-          <w:p>
-            <w:r>
-              <w:rPr>
-                <w:b/>
-                <w:i w:val="0"/>
-                <w:sz w:val="16"/>
-              </w:rPr>
-              <w:t>S04</w:t>
-              <w:br/>
-            </w:r>
-            <w:r>
-              <w:rPr>
-                <w:b w:val="0"/>
-                <w:i w:val="0"/>
-                <w:color w:val="64748B"/>
-                <w:sz w:val="14"/>
-              </w:rPr>
-              <w:t>Emploi</w:t>
-            </w:r>
-          </w:p>
-        </w:tc>
-        <w:tc>
-          <w:tcPr>
-            <w:tcW w:type="dxa" w:w="1531"/>
-          </w:tcPr>
-          <w:p>
-            <w:r>
-              <w:rPr>
-                <w:b/>
-                <w:i w:val="0"/>
-                <w:color w:val="16A34A"/>
-                <w:sz w:val="16"/>
-              </w:rPr>
-              <w:t>s00q07a, s00q08, s00q10, s00q13_0, s00q15_0, s00q17_0, s00q23a, s00q23b</w:t>
-            </w:r>
-          </w:p>
-        </w:tc>
-        <w:tc>
-          <w:tcPr>
-            <w:tcW w:type="dxa" w:w="1191"/>
-          </w:tcPr>
-          <w:p>
-            <w:r>
-              <w:rPr>
-                <w:b w:val="0"/>
-                <w:i w:val="0"/>
-                <w:color w:val="64748B"/>
-                <w:sz w:val="16"/>
-              </w:rPr>
-              <w:t>GT-CQ</w:t>
-            </w:r>
-          </w:p>
-        </w:tc>
-        <w:tc>
-          <w:tcPr>
-            <w:tcW w:type="dxa" w:w="4706"/>
-          </w:tcPr>
-          <w:p>
-            <w:r>
-              <w:rPr>
-                <w:b w:val="0"/>
-                <w:i w:val="0"/>
-                <w:sz w:val="17"/>
-              </w:rPr>
-              <w:t>Prière de changer la branche d'activité de Mandiaye Ndiaye, les agriculteurs dont leurs cultures est principalement destiné à la consommation du ménage sont des (Agriculteurs, subsistances) et ceux qui le font avec l'élevage sont des (Agriculteurs et eleveurs, subsistances)</w:t>
-            </w:r>
-          </w:p>
-        </w:tc>
-      </w:tr>
-      <w:tr>
-        <w:tc>
-          <w:tcPr>
-            <w:tcW w:type="dxa" w:w="964"/>
-          </w:tcPr>
-          <w:p>
-            <w:r>
-              <w:rPr>
-                <w:b/>
-                <w:i w:val="0"/>
-                <w:color w:val="EA580C"/>
-                <w:sz w:val="16"/>
-              </w:rPr>
-              <w:t>Moyenne</w:t>
-            </w:r>
-          </w:p>
-        </w:tc>
-        <w:tc>
-          <w:tcPr>
-            <w:tcW w:type="dxa" w:w="1247"/>
-          </w:tcPr>
-          <w:p>
-            <w:r>
-              <w:rPr>
-                <w:b/>
-                <w:i w:val="0"/>
-                <w:sz w:val="16"/>
-              </w:rPr>
-              <w:t>S04</w:t>
-              <w:br/>
-            </w:r>
-            <w:r>
-              <w:rPr>
-                <w:b w:val="0"/>
-                <w:i w:val="0"/>
-                <w:color w:val="64748B"/>
-                <w:sz w:val="14"/>
-              </w:rPr>
-              <w:t>Emploi</w:t>
-            </w:r>
-          </w:p>
-        </w:tc>
-        <w:tc>
-          <w:tcPr>
-            <w:tcW w:type="dxa" w:w="1531"/>
-          </w:tcPr>
-          <w:p>
-            <w:r>
-              <w:rPr>
-                <w:b/>
-                <w:i w:val="0"/>
-                <w:color w:val="16A34A"/>
-                <w:sz w:val="16"/>
-              </w:rPr>
-              <w:t>s00q07a, s00q08, s00q10, s00q13_0, s00q15_0, s00q17_0, s00q23a, s00q23b</w:t>
-            </w:r>
-          </w:p>
-        </w:tc>
-        <w:tc>
-          <w:tcPr>
-            <w:tcW w:type="dxa" w:w="1191"/>
-          </w:tcPr>
-          <w:p>
-            <w:r>
-              <w:rPr>
-                <w:b w:val="0"/>
-                <w:i w:val="0"/>
-                <w:color w:val="64748B"/>
-                <w:sz w:val="16"/>
-              </w:rPr>
-              <w:t>GT-CQ</w:t>
-            </w:r>
-          </w:p>
-        </w:tc>
-        <w:tc>
-          <w:tcPr>
-            <w:tcW w:type="dxa" w:w="4706"/>
-          </w:tcPr>
-          <w:p>
-            <w:r>
-              <w:rPr>
-                <w:b w:val="0"/>
-                <w:i w:val="0"/>
-                <w:sz w:val="17"/>
-              </w:rPr>
-              <w:t>Prière de changer la branche d'activité de coumba diouf, les agriculteurs dont leurs cultures est principalement destiné à la consommation du ménage sont des (Agriculteurs, subsistances) et ceux qui le font avec l'élevage sont des (Agriculteurs et eleveurs, subsistances)Nombre de mois exercé  (3 mois) par coumba diouf dans l'emploi au cours des 12 derniers mois semble faible, veuillez corriger s'il vous plait ou comfirmer avec le QG.</w:t>
-            </w:r>
-          </w:p>
-        </w:tc>
-      </w:tr>
-      <w:tr>
-        <w:tc>
-          <w:tcPr>
-            <w:tcW w:type="dxa" w:w="964"/>
-          </w:tcPr>
-          <w:p>
-            <w:r>
-              <w:rPr>
-                <w:b/>
-                <w:i w:val="0"/>
-                <w:color w:val="EA580C"/>
-                <w:sz w:val="16"/>
-              </w:rPr>
-              <w:t>Moyenne</w:t>
-            </w:r>
-          </w:p>
-        </w:tc>
-        <w:tc>
-          <w:tcPr>
-            <w:tcW w:type="dxa" w:w="1247"/>
-          </w:tcPr>
-          <w:p>
-            <w:r>
-              <w:rPr>
-                <w:b/>
-                <w:i w:val="0"/>
-                <w:sz w:val="16"/>
-              </w:rPr>
-              <w:t>S04</w:t>
-              <w:br/>
-            </w:r>
-            <w:r>
-              <w:rPr>
-                <w:b w:val="0"/>
-                <w:i w:val="0"/>
-                <w:color w:val="64748B"/>
-                <w:sz w:val="14"/>
-              </w:rPr>
-              <w:t>Emploi</w:t>
-            </w:r>
-          </w:p>
-        </w:tc>
-        <w:tc>
-          <w:tcPr>
-            <w:tcW w:type="dxa" w:w="1531"/>
-          </w:tcPr>
-          <w:p>
-            <w:r>
-              <w:rPr>
-                <w:b/>
-                <w:i w:val="0"/>
-                <w:color w:val="16A34A"/>
-                <w:sz w:val="16"/>
-              </w:rPr>
-              <w:t>—</w:t>
-            </w:r>
-          </w:p>
-        </w:tc>
-        <w:tc>
-          <w:tcPr>
-            <w:tcW w:type="dxa" w:w="1191"/>
-          </w:tcPr>
-          <w:p>
-            <w:r>
-              <w:rPr>
-                <w:b w:val="0"/>
-                <w:i w:val="0"/>
-                <w:color w:val="64748B"/>
-                <w:sz w:val="16"/>
-              </w:rPr>
-              <w:t>GT-CQ</w:t>
-            </w:r>
-          </w:p>
-        </w:tc>
-        <w:tc>
-          <w:tcPr>
-            <w:tcW w:type="dxa" w:w="4706"/>
-          </w:tcPr>
-          <w:p>
-            <w:r>
-              <w:rPr>
-                <w:b w:val="0"/>
-                <w:i w:val="0"/>
-                <w:sz w:val="17"/>
-              </w:rPr>
-              <w:t>Attention ! Le nombre de jours (6 jours) que coumba diouf a travaillés par mois semble être inférieur à 15.</w:t>
-            </w:r>
-          </w:p>
-        </w:tc>
-      </w:tr>
-      <w:tr>
-        <w:tc>
-          <w:tcPr>
-            <w:tcW w:type="dxa" w:w="964"/>
-          </w:tcPr>
-          <w:p>
-            <w:r>
-              <w:rPr>
-                <w:b/>
-                <w:i w:val="0"/>
-                <w:color w:val="EA580C"/>
-                <w:sz w:val="16"/>
-              </w:rPr>
-              <w:t>Moyenne</w:t>
-            </w:r>
-          </w:p>
-        </w:tc>
-        <w:tc>
-          <w:tcPr>
-            <w:tcW w:type="dxa" w:w="1247"/>
-          </w:tcPr>
-          <w:p>
-            <w:r>
-              <w:rPr>
-                <w:b/>
-                <w:i w:val="0"/>
-                <w:sz w:val="16"/>
-              </w:rPr>
-              <w:t>S04</w:t>
-              <w:br/>
-            </w:r>
-            <w:r>
-              <w:rPr>
-                <w:b w:val="0"/>
-                <w:i w:val="0"/>
-                <w:color w:val="64748B"/>
-                <w:sz w:val="14"/>
-              </w:rPr>
-              <w:t>Emploi</w:t>
-            </w:r>
-          </w:p>
-        </w:tc>
-        <w:tc>
-          <w:tcPr>
-            <w:tcW w:type="dxa" w:w="1531"/>
-          </w:tcPr>
-          <w:p>
-            <w:r>
-              <w:rPr>
-                <w:b/>
-                <w:i w:val="0"/>
-                <w:color w:val="16A34A"/>
-                <w:sz w:val="16"/>
-              </w:rPr>
-              <w:t>—</w:t>
-            </w:r>
-          </w:p>
-        </w:tc>
-        <w:tc>
-          <w:tcPr>
-            <w:tcW w:type="dxa" w:w="1191"/>
-          </w:tcPr>
-          <w:p>
-            <w:r>
-              <w:rPr>
-                <w:b w:val="0"/>
-                <w:i w:val="0"/>
-                <w:color w:val="64748B"/>
-                <w:sz w:val="16"/>
-              </w:rPr>
-              <w:t>GT-CQ</w:t>
-            </w:r>
-          </w:p>
-        </w:tc>
-        <w:tc>
-          <w:tcPr>
-            <w:tcW w:type="dxa" w:w="4706"/>
-          </w:tcPr>
-          <w:p>
-            <w:r>
-              <w:rPr>
-                <w:b w:val="0"/>
-                <w:i w:val="0"/>
-                <w:sz w:val="17"/>
-              </w:rPr>
-              <w:t>Attention ! Le nombre de jours que bousso Niang a travaillés par mois semble être inférieur à 15.</w:t>
-            </w:r>
-          </w:p>
-        </w:tc>
-      </w:tr>
-      <w:tr>
-        <w:tc>
-          <w:tcPr>
-            <w:tcW w:type="dxa" w:w="964"/>
-          </w:tcPr>
-          <w:p>
-            <w:r>
-              <w:rPr>
-                <w:b/>
-                <w:i w:val="0"/>
-                <w:color w:val="EA580C"/>
-                <w:sz w:val="16"/>
-              </w:rPr>
-              <w:t>Moyenne</w:t>
-            </w:r>
-          </w:p>
-        </w:tc>
-        <w:tc>
-          <w:tcPr>
-            <w:tcW w:type="dxa" w:w="1247"/>
-          </w:tcPr>
-          <w:p>
-            <w:r>
-              <w:rPr>
-                <w:b/>
-                <w:i w:val="0"/>
-                <w:sz w:val="16"/>
-              </w:rPr>
-              <w:t>S04</w:t>
-              <w:br/>
-            </w:r>
-            <w:r>
-              <w:rPr>
-                <w:b w:val="0"/>
-                <w:i w:val="0"/>
-                <w:color w:val="64748B"/>
-                <w:sz w:val="14"/>
-              </w:rPr>
-              <w:t>Emploi</w:t>
-            </w:r>
-          </w:p>
-        </w:tc>
-        <w:tc>
-          <w:tcPr>
-            <w:tcW w:type="dxa" w:w="1531"/>
-          </w:tcPr>
-          <w:p>
-            <w:r>
-              <w:rPr>
-                <w:b/>
-                <w:i w:val="0"/>
-                <w:color w:val="16A34A"/>
-                <w:sz w:val="16"/>
-              </w:rPr>
-              <w:t>—</w:t>
-            </w:r>
-          </w:p>
-        </w:tc>
-        <w:tc>
-          <w:tcPr>
-            <w:tcW w:type="dxa" w:w="1191"/>
-          </w:tcPr>
-          <w:p>
-            <w:r>
-              <w:rPr>
-                <w:b w:val="0"/>
-                <w:i w:val="0"/>
-                <w:color w:val="64748B"/>
-                <w:sz w:val="16"/>
-              </w:rPr>
-              <w:t>GT-CQ</w:t>
-            </w:r>
-          </w:p>
-        </w:tc>
-        <w:tc>
-          <w:tcPr>
-            <w:tcW w:type="dxa" w:w="4706"/>
-          </w:tcPr>
-          <w:p>
-            <w:r>
-              <w:rPr>
-                <w:b w:val="0"/>
-                <w:i w:val="0"/>
-                <w:sz w:val="17"/>
-              </w:rPr>
-              <w:t>Veuillez, s'il vous plaît, confirmer cette information.</w:t>
-            </w:r>
-          </w:p>
-        </w:tc>
-      </w:tr>
-      <w:tr>
-        <w:tc>
-          <w:tcPr>
-            <w:tcW w:type="dxa" w:w="964"/>
-          </w:tcPr>
-          <w:p>
-            <w:r>
-              <w:rPr>
-                <w:b/>
-                <w:i w:val="0"/>
-                <w:color w:val="EA580C"/>
-                <w:sz w:val="16"/>
-              </w:rPr>
-              <w:t>Moyenne</w:t>
-            </w:r>
-          </w:p>
-        </w:tc>
-        <w:tc>
-          <w:tcPr>
-            <w:tcW w:type="dxa" w:w="1247"/>
-          </w:tcPr>
-          <w:p>
-            <w:r>
-              <w:rPr>
-                <w:b/>
-                <w:i w:val="0"/>
-                <w:sz w:val="16"/>
-              </w:rPr>
-              <w:t>S07</w:t>
-              <w:br/>
-            </w:r>
-            <w:r>
-              <w:rPr>
-                <w:b w:val="0"/>
-                <w:i w:val="0"/>
-                <w:color w:val="64748B"/>
-                <w:sz w:val="14"/>
-              </w:rPr>
-              <w:t>Consommation alimentaire</w:t>
-            </w:r>
-          </w:p>
-        </w:tc>
-        <w:tc>
-          <w:tcPr>
-            <w:tcW w:type="dxa" w:w="1531"/>
-          </w:tcPr>
-          <w:p>
-            <w:r>
-              <w:rPr>
-                <w:b/>
-                <w:i w:val="0"/>
-                <w:color w:val="16A34A"/>
-                <w:sz w:val="16"/>
-              </w:rPr>
-              <w:t>—</w:t>
-            </w:r>
-          </w:p>
-        </w:tc>
-        <w:tc>
-          <w:tcPr>
-            <w:tcW w:type="dxa" w:w="1191"/>
-          </w:tcPr>
-          <w:p>
-            <w:r>
-              <w:rPr>
-                <w:b w:val="0"/>
-                <w:i w:val="0"/>
-                <w:color w:val="64748B"/>
-                <w:sz w:val="16"/>
-              </w:rPr>
-              <w:t>GT-CQ</w:t>
-            </w:r>
-          </w:p>
-        </w:tc>
-        <w:tc>
-          <w:tcPr>
-            <w:tcW w:type="dxa" w:w="4706"/>
-          </w:tcPr>
-          <w:p>
-            <w:r>
-              <w:rPr>
-                <w:b w:val="0"/>
-                <w:i w:val="0"/>
-                <w:sz w:val="17"/>
-              </w:rPr>
-              <w:t>Attention ! La dépense du répas pris à l'extérieur de Magnik Ndiaye (1000 Fcfa) au cours de 7 derniers jours est relativement élevé.</w:t>
-            </w:r>
-          </w:p>
-        </w:tc>
-      </w:tr>
-      <w:tr>
-        <w:tc>
-          <w:tcPr>
-            <w:tcW w:type="dxa" w:w="964"/>
-          </w:tcPr>
-          <w:p>
-            <w:r>
-              <w:rPr>
-                <w:b/>
-                <w:i w:val="0"/>
-                <w:color w:val="EA580C"/>
-                <w:sz w:val="16"/>
-              </w:rPr>
-              <w:t>Moyenne</w:t>
-            </w:r>
-          </w:p>
-        </w:tc>
-        <w:tc>
-          <w:tcPr>
-            <w:tcW w:type="dxa" w:w="1247"/>
-          </w:tcPr>
-          <w:p>
-            <w:r>
-              <w:rPr>
-                <w:b/>
-                <w:i w:val="0"/>
-                <w:sz w:val="16"/>
-              </w:rPr>
-              <w:t>S07</w:t>
-              <w:br/>
-            </w:r>
-            <w:r>
-              <w:rPr>
-                <w:b w:val="0"/>
-                <w:i w:val="0"/>
-                <w:color w:val="64748B"/>
-                <w:sz w:val="14"/>
-              </w:rPr>
-              <w:t>Consommation alimentaire</w:t>
-            </w:r>
-          </w:p>
-        </w:tc>
-        <w:tc>
-          <w:tcPr>
-            <w:tcW w:type="dxa" w:w="1531"/>
-          </w:tcPr>
-          <w:p>
-            <w:r>
-              <w:rPr>
-                <w:b/>
-                <w:i w:val="0"/>
-                <w:color w:val="16A34A"/>
-                <w:sz w:val="16"/>
-              </w:rPr>
-              <w:t>—</w:t>
-            </w:r>
-          </w:p>
-        </w:tc>
-        <w:tc>
-          <w:tcPr>
-            <w:tcW w:type="dxa" w:w="1191"/>
-          </w:tcPr>
-          <w:p>
-            <w:r>
-              <w:rPr>
-                <w:b w:val="0"/>
-                <w:i w:val="0"/>
-                <w:color w:val="64748B"/>
-                <w:sz w:val="16"/>
-              </w:rPr>
-              <w:t>GT-CQ</w:t>
-            </w:r>
-          </w:p>
-        </w:tc>
-        <w:tc>
-          <w:tcPr>
-            <w:tcW w:type="dxa" w:w="4706"/>
-          </w:tcPr>
-          <w:p>
-            <w:r>
-              <w:rPr>
-                <w:b w:val="0"/>
-                <w:i w:val="0"/>
-                <w:sz w:val="17"/>
-              </w:rPr>
-              <w:t>Prière de corriger ou de confirmer avec le QG.</w:t>
-            </w:r>
-          </w:p>
-        </w:tc>
-      </w:tr>
-      <w:tr>
-        <w:tc>
-          <w:tcPr>
-            <w:tcW w:type="dxa" w:w="964"/>
-          </w:tcPr>
-          <w:p>
-            <w:r>
-              <w:rPr>
-                <w:b/>
-                <w:i w:val="0"/>
-                <w:color w:val="EA580C"/>
-                <w:sz w:val="16"/>
-              </w:rPr>
-              <w:t>Moyenne</w:t>
-            </w:r>
-          </w:p>
-        </w:tc>
-        <w:tc>
-          <w:tcPr>
-            <w:tcW w:type="dxa" w:w="1247"/>
-          </w:tcPr>
-          <w:p>
-            <w:r>
-              <w:rPr>
-                <w:b/>
-                <w:i w:val="0"/>
-                <w:sz w:val="16"/>
-              </w:rPr>
-              <w:t>S07</w:t>
-              <w:br/>
-            </w:r>
-            <w:r>
-              <w:rPr>
-                <w:b w:val="0"/>
-                <w:i w:val="0"/>
-                <w:color w:val="64748B"/>
-                <w:sz w:val="14"/>
-              </w:rPr>
-              <w:t>Consommation alimentaire</w:t>
-            </w:r>
-          </w:p>
-        </w:tc>
-        <w:tc>
-          <w:tcPr>
-            <w:tcW w:type="dxa" w:w="1531"/>
-          </w:tcPr>
-          <w:p>
-            <w:r>
-              <w:rPr>
-                <w:b/>
-                <w:i w:val="0"/>
-                <w:color w:val="16A34A"/>
-                <w:sz w:val="16"/>
-              </w:rPr>
-              <w:t>—</w:t>
-            </w:r>
-          </w:p>
-        </w:tc>
-        <w:tc>
-          <w:tcPr>
-            <w:tcW w:type="dxa" w:w="1191"/>
-          </w:tcPr>
-          <w:p>
-            <w:r>
-              <w:rPr>
-                <w:b w:val="0"/>
-                <w:i w:val="0"/>
-                <w:color w:val="64748B"/>
-                <w:sz w:val="16"/>
-              </w:rPr>
-              <w:t>GT-CQ</w:t>
-            </w:r>
-          </w:p>
-        </w:tc>
-        <w:tc>
-          <w:tcPr>
-            <w:tcW w:type="dxa" w:w="4706"/>
-          </w:tcPr>
-          <w:p>
-            <w:r>
-              <w:rPr>
-                <w:b w:val="0"/>
-                <w:i w:val="0"/>
-                <w:sz w:val="17"/>
-              </w:rPr>
-              <w:t>Attention ! La dépense du répas pris à l'extérieur de bousso Niang (4500 Fcfa) au cours de 7 derniers jours est relativement élevé.</w:t>
-            </w:r>
-          </w:p>
-        </w:tc>
-      </w:tr>
-      <w:tr>
-        <w:tc>
-          <w:tcPr>
-            <w:tcW w:type="dxa" w:w="964"/>
-          </w:tcPr>
-          <w:p>
-            <w:r>
-              <w:rPr>
-                <w:b/>
-                <w:i w:val="0"/>
-                <w:color w:val="EA580C"/>
-                <w:sz w:val="16"/>
-              </w:rPr>
-              <w:t>Moyenne</w:t>
-            </w:r>
-          </w:p>
-        </w:tc>
-        <w:tc>
-          <w:tcPr>
-            <w:tcW w:type="dxa" w:w="1247"/>
-          </w:tcPr>
-          <w:p>
-            <w:r>
-              <w:rPr>
-                <w:b/>
-                <w:i w:val="0"/>
-                <w:sz w:val="16"/>
-              </w:rPr>
-              <w:t>S07</w:t>
-              <w:br/>
-            </w:r>
-            <w:r>
-              <w:rPr>
-                <w:b w:val="0"/>
-                <w:i w:val="0"/>
-                <w:color w:val="64748B"/>
-                <w:sz w:val="14"/>
-              </w:rPr>
-              <w:t>Consommation alimentaire</w:t>
-            </w:r>
-          </w:p>
-        </w:tc>
-        <w:tc>
-          <w:tcPr>
-            <w:tcW w:type="dxa" w:w="1531"/>
-          </w:tcPr>
-          <w:p>
-            <w:r>
-              <w:rPr>
-                <w:b/>
-                <w:i w:val="0"/>
-                <w:color w:val="16A34A"/>
-                <w:sz w:val="16"/>
-              </w:rPr>
-              <w:t>—</w:t>
-            </w:r>
-          </w:p>
-        </w:tc>
-        <w:tc>
-          <w:tcPr>
-            <w:tcW w:type="dxa" w:w="1191"/>
-          </w:tcPr>
-          <w:p>
-            <w:r>
-              <w:rPr>
-                <w:b w:val="0"/>
-                <w:i w:val="0"/>
-                <w:color w:val="64748B"/>
-                <w:sz w:val="16"/>
-              </w:rPr>
-              <w:t>GT-CQ</w:t>
-            </w:r>
-          </w:p>
-        </w:tc>
-        <w:tc>
-          <w:tcPr>
-            <w:tcW w:type="dxa" w:w="4706"/>
-          </w:tcPr>
-          <w:p>
-            <w:r>
-              <w:rPr>
-                <w:b w:val="0"/>
-                <w:i w:val="0"/>
-                <w:sz w:val="17"/>
-              </w:rPr>
-              <w:t>Attention ! La dépense du répas pris à l'extérieur de coumba diouf (1500 Fcfa) au cours de 7 derniers jours est relativement élevé.</w:t>
-            </w:r>
-          </w:p>
-        </w:tc>
-      </w:tr>
-      <w:tr>
-        <w:tc>
-          <w:tcPr>
-            <w:tcW w:type="dxa" w:w="964"/>
-          </w:tcPr>
-          <w:p>
-            <w:r>
-              <w:rPr>
-                <w:b/>
-                <w:i w:val="0"/>
-                <w:color w:val="EA580C"/>
-                <w:sz w:val="16"/>
-              </w:rPr>
-              <w:t>Moyenne</w:t>
-            </w:r>
-          </w:p>
-        </w:tc>
-        <w:tc>
-          <w:tcPr>
-            <w:tcW w:type="dxa" w:w="1247"/>
-          </w:tcPr>
-          <w:p>
-            <w:r>
-              <w:rPr>
-                <w:b/>
-                <w:i w:val="0"/>
-                <w:sz w:val="16"/>
-              </w:rPr>
-              <w:t>S07</w:t>
-              <w:br/>
-            </w:r>
-            <w:r>
-              <w:rPr>
-                <w:b w:val="0"/>
-                <w:i w:val="0"/>
-                <w:color w:val="64748B"/>
-                <w:sz w:val="14"/>
-              </w:rPr>
-              <w:t>Consommation alimentaire</w:t>
-            </w:r>
-          </w:p>
-        </w:tc>
-        <w:tc>
-          <w:tcPr>
-            <w:tcW w:type="dxa" w:w="1531"/>
-          </w:tcPr>
-          <w:p>
-            <w:r>
-              <w:rPr>
-                <w:b/>
-                <w:i w:val="0"/>
-                <w:color w:val="16A34A"/>
-                <w:sz w:val="16"/>
-              </w:rPr>
-              <w:t>—</w:t>
-            </w:r>
-          </w:p>
-        </w:tc>
-        <w:tc>
-          <w:tcPr>
-            <w:tcW w:type="dxa" w:w="1191"/>
-          </w:tcPr>
-          <w:p>
-            <w:r>
-              <w:rPr>
-                <w:b w:val="0"/>
-                <w:i w:val="0"/>
-                <w:color w:val="64748B"/>
-                <w:sz w:val="16"/>
-              </w:rPr>
-              <w:t>GT-CQ</w:t>
-            </w:r>
-          </w:p>
-        </w:tc>
-        <w:tc>
-          <w:tcPr>
-            <w:tcW w:type="dxa" w:w="4706"/>
-          </w:tcPr>
-          <w:p>
-            <w:r>
-              <w:rPr>
-                <w:b w:val="0"/>
-                <w:i w:val="0"/>
-                <w:sz w:val="17"/>
-              </w:rPr>
-              <w:t>Attention ! La dépense du répas pris à l'extérieur de ndela Ndiaye (1000 Fcfa) au cours de 7 derniers jours est relativement élevé.</w:t>
-            </w:r>
-          </w:p>
-        </w:tc>
-      </w:tr>
-      <w:tr>
-        <w:tc>
-          <w:tcPr>
-            <w:tcW w:type="dxa" w:w="964"/>
-          </w:tcPr>
-          <w:p>
-            <w:r>
-              <w:rPr>
-                <w:b/>
-                <w:i w:val="0"/>
-                <w:color w:val="EA580C"/>
-                <w:sz w:val="16"/>
-              </w:rPr>
-              <w:t>Moyenne</w:t>
-            </w:r>
-          </w:p>
-        </w:tc>
-        <w:tc>
-          <w:tcPr>
-            <w:tcW w:type="dxa" w:w="1247"/>
-          </w:tcPr>
-          <w:p>
-            <w:r>
-              <w:rPr>
-                <w:b/>
-                <w:i w:val="0"/>
-                <w:sz w:val="16"/>
-              </w:rPr>
-              <w:t>S07</w:t>
-              <w:br/>
-            </w:r>
-            <w:r>
-              <w:rPr>
-                <w:b w:val="0"/>
-                <w:i w:val="0"/>
-                <w:color w:val="64748B"/>
-                <w:sz w:val="14"/>
-              </w:rPr>
-              <w:t>Consommation alimentaire</w:t>
-            </w:r>
-          </w:p>
-        </w:tc>
-        <w:tc>
-          <w:tcPr>
-            <w:tcW w:type="dxa" w:w="1531"/>
-          </w:tcPr>
-          <w:p>
-            <w:r>
-              <w:rPr>
-                <w:b/>
-                <w:i w:val="0"/>
-                <w:color w:val="16A34A"/>
-                <w:sz w:val="16"/>
-              </w:rPr>
-              <w:t>—</w:t>
-            </w:r>
-          </w:p>
-        </w:tc>
-        <w:tc>
-          <w:tcPr>
-            <w:tcW w:type="dxa" w:w="1191"/>
-          </w:tcPr>
-          <w:p>
-            <w:r>
-              <w:rPr>
-                <w:b w:val="0"/>
-                <w:i w:val="0"/>
-                <w:color w:val="64748B"/>
-                <w:sz w:val="16"/>
-              </w:rPr>
-              <w:t>GT-CQ</w:t>
-            </w:r>
-          </w:p>
-        </w:tc>
-        <w:tc>
-          <w:tcPr>
-            <w:tcW w:type="dxa" w:w="4706"/>
-          </w:tcPr>
-          <w:p>
-            <w:r>
-              <w:rPr>
-                <w:b w:val="0"/>
-                <w:i w:val="0"/>
-                <w:sz w:val="17"/>
-              </w:rPr>
-              <w:t>Attention ! La dépense du répas pris à l'extérieur de sokhna Maï Ndiaye (1500 Fcfa) au cours de 7 derniers jours est relativement élevé.</w:t>
-            </w:r>
-          </w:p>
-        </w:tc>
-      </w:tr>
-      <w:tr>
-        <w:tc>
-          <w:tcPr>
-            <w:tcW w:type="dxa" w:w="964"/>
-          </w:tcPr>
-          <w:p>
-            <w:r>
-              <w:rPr>
-                <w:b/>
-                <w:i w:val="0"/>
-                <w:color w:val="EA580C"/>
-                <w:sz w:val="16"/>
-              </w:rPr>
-              <w:t>Moyenne</w:t>
-            </w:r>
-          </w:p>
-        </w:tc>
-        <w:tc>
-          <w:tcPr>
-            <w:tcW w:type="dxa" w:w="1247"/>
-          </w:tcPr>
-          <w:p>
-            <w:r>
-              <w:rPr>
-                <w:b/>
-                <w:i w:val="0"/>
-                <w:sz w:val="16"/>
-              </w:rPr>
-              <w:t>S07</w:t>
-              <w:br/>
-            </w:r>
-            <w:r>
-              <w:rPr>
-                <w:b w:val="0"/>
-                <w:i w:val="0"/>
-                <w:color w:val="64748B"/>
-                <w:sz w:val="14"/>
-              </w:rPr>
-              <w:t>Consommation alimentaire</w:t>
-            </w:r>
-          </w:p>
-        </w:tc>
-        <w:tc>
-          <w:tcPr>
-            <w:tcW w:type="dxa" w:w="1531"/>
-          </w:tcPr>
-          <w:p>
-            <w:r>
-              <w:rPr>
-                <w:b/>
-                <w:i w:val="0"/>
-                <w:color w:val="16A34A"/>
-                <w:sz w:val="16"/>
-              </w:rPr>
-              <w:t>—</w:t>
-            </w:r>
-          </w:p>
-        </w:tc>
-        <w:tc>
-          <w:tcPr>
-            <w:tcW w:type="dxa" w:w="1191"/>
-          </w:tcPr>
-          <w:p>
-            <w:r>
-              <w:rPr>
-                <w:b w:val="0"/>
-                <w:i w:val="0"/>
-                <w:color w:val="64748B"/>
-                <w:sz w:val="16"/>
-              </w:rPr>
-              <w:t>GT-CQ</w:t>
-            </w:r>
-          </w:p>
-        </w:tc>
-        <w:tc>
-          <w:tcPr>
-            <w:tcW w:type="dxa" w:w="4706"/>
-          </w:tcPr>
-          <w:p>
-            <w:r>
-              <w:rPr>
-                <w:b w:val="0"/>
-                <w:i w:val="0"/>
-                <w:sz w:val="17"/>
-              </w:rPr>
-              <w:t>Attention ! La dépense du répas pris à l'extérieur de taphna ndiaye (1000 Fcfa) au cours de 7 derniers jours est relativement élevé.</w:t>
-            </w:r>
-          </w:p>
-        </w:tc>
-      </w:tr>
-      <w:tr>
-        <w:tc>
-          <w:tcPr>
-            <w:tcW w:type="dxa" w:w="964"/>
-          </w:tcPr>
-          <w:p>
-            <w:r>
-              <w:rPr>
-                <w:b/>
-                <w:i w:val="0"/>
-                <w:color w:val="EA580C"/>
-                <w:sz w:val="16"/>
-              </w:rPr>
-              <w:t>Moyenne</w:t>
-            </w:r>
-          </w:p>
-        </w:tc>
-        <w:tc>
-          <w:tcPr>
-            <w:tcW w:type="dxa" w:w="1247"/>
-          </w:tcPr>
-          <w:p>
-            <w:r>
-              <w:rPr>
-                <w:b/>
-                <w:i w:val="0"/>
-                <w:sz w:val="16"/>
-              </w:rPr>
-              <w:t>S07</w:t>
-              <w:br/>
-            </w:r>
-            <w:r>
-              <w:rPr>
-                <w:b w:val="0"/>
-                <w:i w:val="0"/>
-                <w:color w:val="64748B"/>
-                <w:sz w:val="14"/>
-              </w:rPr>
-              <w:t>Consommation alimentaire</w:t>
-            </w:r>
-          </w:p>
-        </w:tc>
-        <w:tc>
-          <w:tcPr>
-            <w:tcW w:type="dxa" w:w="1531"/>
-          </w:tcPr>
-          <w:p>
-            <w:r>
-              <w:rPr>
-                <w:b/>
-                <w:i w:val="0"/>
-                <w:color w:val="16A34A"/>
-                <w:sz w:val="16"/>
-              </w:rPr>
-              <w:t>s07bq07a, s07bq07b, s07bq07c, s07bq08</w:t>
-            </w:r>
-          </w:p>
-        </w:tc>
-        <w:tc>
-          <w:tcPr>
-            <w:tcW w:type="dxa" w:w="1191"/>
-          </w:tcPr>
-          <w:p>
-            <w:r>
-              <w:rPr>
-                <w:b w:val="0"/>
-                <w:i w:val="0"/>
-                <w:color w:val="64748B"/>
-                <w:sz w:val="16"/>
-              </w:rPr>
-              <w:t>GT-CQ</w:t>
-            </w:r>
-          </w:p>
-        </w:tc>
-        <w:tc>
-          <w:tcPr>
-            <w:tcW w:type="dxa" w:w="4706"/>
-          </w:tcPr>
-          <w:p>
-            <w:r>
-              <w:rPr>
-                <w:b w:val="0"/>
-                <w:i w:val="0"/>
-                <w:sz w:val="17"/>
-              </w:rPr>
-              <w:t>Le prix d'achat unitaire (137.5 Fcfa) de Riz local brisé en Kg de taille  taille unique  est très faible, prière de regarder les reponses prises dans les questions s07bq07a s07bq07b s07bq07c s07bq08 pour mieux corriger.</w:t>
-            </w:r>
-          </w:p>
-        </w:tc>
-      </w:tr>
-      <w:tr>
-        <w:tc>
-          <w:tcPr>
-            <w:tcW w:type="dxa" w:w="964"/>
-          </w:tcPr>
-          <w:p>
-            <w:r>
-              <w:rPr>
-                <w:b/>
-                <w:i w:val="0"/>
-                <w:color w:val="EA580C"/>
-                <w:sz w:val="16"/>
-              </w:rPr>
-              <w:t>Moyenne</w:t>
-            </w:r>
-          </w:p>
-        </w:tc>
-        <w:tc>
-          <w:tcPr>
-            <w:tcW w:type="dxa" w:w="1247"/>
-          </w:tcPr>
-          <w:p>
-            <w:r>
-              <w:rPr>
-                <w:b/>
-                <w:i w:val="0"/>
-                <w:sz w:val="16"/>
-              </w:rPr>
-              <w:t>S09</w:t>
-              <w:br/>
-            </w:r>
-            <w:r>
-              <w:rPr>
-                <w:b w:val="0"/>
-                <w:i w:val="0"/>
-                <w:color w:val="64748B"/>
-                <w:sz w:val="14"/>
-              </w:rPr>
-              <w:t>Dépenses non alimentaires</w:t>
-            </w:r>
-          </w:p>
-        </w:tc>
-        <w:tc>
-          <w:tcPr>
-            <w:tcW w:type="dxa" w:w="1531"/>
-          </w:tcPr>
-          <w:p>
-            <w:r>
-              <w:rPr>
-                <w:b/>
-                <w:i w:val="0"/>
-                <w:color w:val="16A34A"/>
-                <w:sz w:val="16"/>
-              </w:rPr>
-              <w:t>—</w:t>
-            </w:r>
-          </w:p>
-        </w:tc>
-        <w:tc>
-          <w:tcPr>
-            <w:tcW w:type="dxa" w:w="1191"/>
-          </w:tcPr>
-          <w:p>
-            <w:r>
-              <w:rPr>
-                <w:b w:val="0"/>
-                <w:i w:val="0"/>
-                <w:color w:val="64748B"/>
-                <w:sz w:val="16"/>
-              </w:rPr>
-              <w:t>GT-CQ</w:t>
-            </w:r>
-          </w:p>
-        </w:tc>
-        <w:tc>
-          <w:tcPr>
-            <w:tcW w:type="dxa" w:w="4706"/>
-          </w:tcPr>
-          <w:p>
-            <w:r>
-              <w:rPr>
-                <w:b w:val="0"/>
-                <w:i w:val="0"/>
-                <w:sz w:val="17"/>
-              </w:rPr>
-              <w:t>Attention ! La dépense totale du ménage de MANDIAYE 2 NDIAYE (73000 Fcfa) de la fête de Fête des autres Religions /traditions est relativement élevé.</w:t>
-            </w:r>
-          </w:p>
-        </w:tc>
-      </w:tr>
-      <w:tr>
-        <w:tc>
-          <w:tcPr>
-            <w:tcW w:type="dxa" w:w="964"/>
-          </w:tcPr>
-          <w:p>
-            <w:r>
-              <w:rPr>
-                <w:b/>
-                <w:i w:val="0"/>
-                <w:color w:val="EA580C"/>
-                <w:sz w:val="16"/>
-              </w:rPr>
-              <w:t>Moyenne</w:t>
-            </w:r>
-          </w:p>
-        </w:tc>
-        <w:tc>
-          <w:tcPr>
-            <w:tcW w:type="dxa" w:w="1247"/>
-          </w:tcPr>
-          <w:p>
-            <w:r>
-              <w:rPr>
-                <w:b/>
-                <w:i w:val="0"/>
-                <w:sz w:val="16"/>
-              </w:rPr>
-              <w:t>S09</w:t>
-              <w:br/>
-            </w:r>
-            <w:r>
-              <w:rPr>
-                <w:b w:val="0"/>
-                <w:i w:val="0"/>
-                <w:color w:val="64748B"/>
-                <w:sz w:val="14"/>
-              </w:rPr>
-              <w:t>Dépenses non alimentaires</w:t>
-            </w:r>
-          </w:p>
-        </w:tc>
-        <w:tc>
-          <w:tcPr>
-            <w:tcW w:type="dxa" w:w="1531"/>
-          </w:tcPr>
-          <w:p>
-            <w:r>
-              <w:rPr>
-                <w:b/>
-                <w:i w:val="0"/>
-                <w:color w:val="16A34A"/>
-                <w:sz w:val="16"/>
-              </w:rPr>
-              <w:t>—</w:t>
-            </w:r>
-          </w:p>
-        </w:tc>
-        <w:tc>
-          <w:tcPr>
-            <w:tcW w:type="dxa" w:w="1191"/>
-          </w:tcPr>
-          <w:p>
-            <w:r>
-              <w:rPr>
-                <w:b w:val="0"/>
-                <w:i w:val="0"/>
-                <w:color w:val="64748B"/>
-                <w:sz w:val="16"/>
-              </w:rPr>
-              <w:t>GT-CQ</w:t>
-            </w:r>
-          </w:p>
-        </w:tc>
-        <w:tc>
-          <w:tcPr>
-            <w:tcW w:type="dxa" w:w="4706"/>
-          </w:tcPr>
-          <w:p>
-            <w:r>
-              <w:rPr>
-                <w:b w:val="0"/>
-                <w:i w:val="0"/>
-                <w:sz w:val="17"/>
-              </w:rPr>
-              <w:t>Prière de corriger ou de confirmer avec le QG.</w:t>
-            </w:r>
-          </w:p>
-        </w:tc>
-      </w:tr>
-      <w:tr>
-        <w:tc>
-          <w:tcPr>
-            <w:tcW w:type="dxa" w:w="964"/>
-          </w:tcPr>
-          <w:p>
-            <w:r>
-              <w:rPr>
-                <w:b/>
-                <w:i w:val="0"/>
-                <w:color w:val="EA580C"/>
-                <w:sz w:val="16"/>
-              </w:rPr>
-              <w:t>Moyenne</w:t>
-            </w:r>
-          </w:p>
-        </w:tc>
-        <w:tc>
-          <w:tcPr>
-            <w:tcW w:type="dxa" w:w="1247"/>
-          </w:tcPr>
-          <w:p>
-            <w:r>
-              <w:rPr>
-                <w:b/>
-                <w:i w:val="0"/>
-                <w:sz w:val="16"/>
-              </w:rPr>
-              <w:t>S09</w:t>
-              <w:br/>
-            </w:r>
-            <w:r>
-              <w:rPr>
-                <w:b w:val="0"/>
-                <w:i w:val="0"/>
-                <w:color w:val="64748B"/>
-                <w:sz w:val="14"/>
-              </w:rPr>
-              <w:t>Dépenses non alimentaires</w:t>
-            </w:r>
-          </w:p>
-        </w:tc>
-        <w:tc>
-          <w:tcPr>
-            <w:tcW w:type="dxa" w:w="1531"/>
-          </w:tcPr>
-          <w:p>
-            <w:r>
-              <w:rPr>
-                <w:b/>
-                <w:i w:val="0"/>
-                <w:color w:val="16A34A"/>
-                <w:sz w:val="16"/>
-              </w:rPr>
-              <w:t>s01q23, s01q00b, s01q23_autre</w:t>
-            </w:r>
-          </w:p>
-        </w:tc>
-        <w:tc>
-          <w:tcPr>
-            <w:tcW w:type="dxa" w:w="1191"/>
-          </w:tcPr>
-          <w:p>
-            <w:r>
-              <w:rPr>
-                <w:b w:val="0"/>
-                <w:i w:val="0"/>
-                <w:color w:val="64748B"/>
-                <w:sz w:val="16"/>
-              </w:rPr>
-              <w:t>GT-CQ</w:t>
-            </w:r>
-          </w:p>
-        </w:tc>
-        <w:tc>
-          <w:tcPr>
-            <w:tcW w:type="dxa" w:w="4706"/>
-          </w:tcPr>
-          <w:p>
-            <w:r>
-              <w:rPr>
-                <w:b w:val="0"/>
-                <w:i w:val="0"/>
-                <w:sz w:val="17"/>
-              </w:rPr>
-              <w:t>La dernière fois que vous avez acheté Bois de chauffe ramassé/coupé (estimer la valeur) est dans la nature et semble exister dans les modalités, prière de prendre attache avec le QG pour plus d'explication afin de la classer bien.</w:t>
-            </w:r>
-          </w:p>
-        </w:tc>
-      </w:tr>
-      <w:tr>
-        <w:tc>
-          <w:tcPr>
-            <w:tcW w:type="dxa" w:w="964"/>
-          </w:tcPr>
-          <w:p>
-            <w:r>
-              <w:rPr>
-                <w:b/>
-                <w:i w:val="0"/>
-                <w:color w:val="EA580C"/>
-                <w:sz w:val="16"/>
-              </w:rPr>
-              <w:t>Moyenne</w:t>
-            </w:r>
-          </w:p>
-        </w:tc>
-        <w:tc>
-          <w:tcPr>
-            <w:tcW w:type="dxa" w:w="1247"/>
-          </w:tcPr>
-          <w:p>
-            <w:r>
-              <w:rPr>
-                <w:b/>
-                <w:i w:val="0"/>
-                <w:sz w:val="16"/>
-              </w:rPr>
-              <w:t>S09</w:t>
-              <w:br/>
-            </w:r>
-            <w:r>
-              <w:rPr>
-                <w:b w:val="0"/>
-                <w:i w:val="0"/>
-                <w:color w:val="64748B"/>
-                <w:sz w:val="14"/>
-              </w:rPr>
-              <w:t>Dépenses non alimentaires</w:t>
-            </w:r>
-          </w:p>
-        </w:tc>
-        <w:tc>
-          <w:tcPr>
-            <w:tcW w:type="dxa" w:w="1531"/>
-          </w:tcPr>
-          <w:p>
-            <w:r>
-              <w:rPr>
-                <w:b/>
-                <w:i w:val="0"/>
-                <w:color w:val="16A34A"/>
-                <w:sz w:val="16"/>
-              </w:rPr>
-              <w:t>—</w:t>
-            </w:r>
-          </w:p>
-        </w:tc>
-        <w:tc>
-          <w:tcPr>
-            <w:tcW w:type="dxa" w:w="1191"/>
-          </w:tcPr>
-          <w:p>
-            <w:r>
-              <w:rPr>
-                <w:b w:val="0"/>
-                <w:i w:val="0"/>
-                <w:color w:val="64748B"/>
-                <w:sz w:val="16"/>
-              </w:rPr>
-              <w:t>GT-CQ</w:t>
-            </w:r>
-          </w:p>
-        </w:tc>
-        <w:tc>
-          <w:tcPr>
-            <w:tcW w:type="dxa" w:w="4706"/>
-          </w:tcPr>
-          <w:p>
-            <w:r>
-              <w:rPr>
-                <w:b w:val="0"/>
-                <w:i w:val="0"/>
-                <w:sz w:val="17"/>
-              </w:rPr>
-              <w:t>Attention ! La dépense du ménage de MANDIAYE 2 NDIAYE (1000 Fcfa) au cours de 3 derniers mois de Transport inter-localité à traction animale est relativement élevé.</w:t>
-            </w:r>
-          </w:p>
-        </w:tc>
-      </w:tr>
-      <w:tr>
-        <w:tc>
-          <w:tcPr>
-            <w:tcW w:type="dxa" w:w="964"/>
-          </w:tcPr>
-          <w:p>
-            <w:r>
-              <w:rPr>
-                <w:b/>
-                <w:i w:val="0"/>
-                <w:color w:val="EA580C"/>
-                <w:sz w:val="16"/>
-              </w:rPr>
-              <w:t>Moyenne</w:t>
-            </w:r>
-          </w:p>
-        </w:tc>
-        <w:tc>
-          <w:tcPr>
-            <w:tcW w:type="dxa" w:w="1247"/>
-          </w:tcPr>
-          <w:p>
-            <w:r>
-              <w:rPr>
-                <w:b/>
-                <w:i w:val="0"/>
-                <w:sz w:val="16"/>
-              </w:rPr>
-              <w:t>S09</w:t>
-              <w:br/>
-            </w:r>
-            <w:r>
-              <w:rPr>
-                <w:b w:val="0"/>
-                <w:i w:val="0"/>
-                <w:color w:val="64748B"/>
-                <w:sz w:val="14"/>
-              </w:rPr>
-              <w:t>Dépenses non alimentaires</w:t>
-            </w:r>
-          </w:p>
-        </w:tc>
-        <w:tc>
-          <w:tcPr>
-            <w:tcW w:type="dxa" w:w="1531"/>
-          </w:tcPr>
-          <w:p>
-            <w:r>
-              <w:rPr>
-                <w:b/>
-                <w:i w:val="0"/>
-                <w:color w:val="16A34A"/>
-                <w:sz w:val="16"/>
-              </w:rPr>
-              <w:t>—</w:t>
-            </w:r>
-          </w:p>
-        </w:tc>
-        <w:tc>
-          <w:tcPr>
-            <w:tcW w:type="dxa" w:w="1191"/>
-          </w:tcPr>
-          <w:p>
-            <w:r>
-              <w:rPr>
-                <w:b w:val="0"/>
-                <w:i w:val="0"/>
-                <w:color w:val="64748B"/>
-                <w:sz w:val="16"/>
-              </w:rPr>
-              <w:t>GT-CQ</w:t>
-            </w:r>
-          </w:p>
-        </w:tc>
-        <w:tc>
-          <w:tcPr>
-            <w:tcW w:type="dxa" w:w="4706"/>
-          </w:tcPr>
-          <w:p>
-            <w:r>
-              <w:rPr>
-                <w:b w:val="0"/>
-                <w:i w:val="0"/>
-                <w:sz w:val="17"/>
-              </w:rPr>
-              <w:t>Prière de corriger ou de confirmer avec le QG.</w:t>
-            </w:r>
-          </w:p>
-        </w:tc>
-      </w:tr>
-      <w:tr>
-        <w:tc>
-          <w:tcPr>
-            <w:tcW w:type="dxa" w:w="964"/>
-          </w:tcPr>
-          <w:p>
-            <w:r>
-              <w:rPr>
-                <w:b/>
-                <w:i w:val="0"/>
-                <w:color w:val="EA580C"/>
-                <w:sz w:val="16"/>
-              </w:rPr>
-              <w:t>Moyenne</w:t>
-            </w:r>
-          </w:p>
-        </w:tc>
-        <w:tc>
-          <w:tcPr>
-            <w:tcW w:type="dxa" w:w="1247"/>
-          </w:tcPr>
-          <w:p>
-            <w:r>
-              <w:rPr>
-                <w:b/>
-                <w:i w:val="0"/>
-                <w:sz w:val="16"/>
-              </w:rPr>
-              <w:t>S09</w:t>
-              <w:br/>
-            </w:r>
-            <w:r>
-              <w:rPr>
-                <w:b w:val="0"/>
-                <w:i w:val="0"/>
-                <w:color w:val="64748B"/>
-                <w:sz w:val="14"/>
-              </w:rPr>
-              <w:t>Dépenses non alimentaires</w:t>
-            </w:r>
-          </w:p>
-        </w:tc>
-        <w:tc>
-          <w:tcPr>
-            <w:tcW w:type="dxa" w:w="1531"/>
-          </w:tcPr>
-          <w:p>
-            <w:r>
-              <w:rPr>
-                <w:b/>
-                <w:i w:val="0"/>
-                <w:color w:val="16A34A"/>
-                <w:sz w:val="16"/>
-              </w:rPr>
-              <w:t>—</w:t>
-            </w:r>
-          </w:p>
-        </w:tc>
-        <w:tc>
-          <w:tcPr>
-            <w:tcW w:type="dxa" w:w="1191"/>
-          </w:tcPr>
-          <w:p>
-            <w:r>
-              <w:rPr>
-                <w:b w:val="0"/>
-                <w:i w:val="0"/>
-                <w:color w:val="64748B"/>
-                <w:sz w:val="16"/>
-              </w:rPr>
-              <w:t>GT-CQ</w:t>
-            </w:r>
-          </w:p>
-        </w:tc>
-        <w:tc>
-          <w:tcPr>
-            <w:tcW w:type="dxa" w:w="4706"/>
-          </w:tcPr>
-          <w:p>
-            <w:r>
-              <w:rPr>
-                <w:b w:val="0"/>
-                <w:i w:val="0"/>
-                <w:sz w:val="17"/>
-              </w:rPr>
-              <w:t>Attention ! La dépense du ménage de MANDIAYE 2 NDIAYE (20000 Fcfa) au cours de 12 derniers mois de Linge de maison et articles associés (serviettes de bain, drap, couverture, couvre-lit, oreillers, moustiquaire, nattes, tapis, rideaux, éventail, etc.</w:t>
-            </w:r>
-          </w:p>
-        </w:tc>
-      </w:tr>
-      <w:tr>
-        <w:tc>
-          <w:tcPr>
-            <w:tcW w:type="dxa" w:w="964"/>
-          </w:tcPr>
-          <w:p>
-            <w:r>
-              <w:rPr>
-                <w:b/>
-                <w:i w:val="0"/>
-                <w:color w:val="EA580C"/>
-                <w:sz w:val="16"/>
-              </w:rPr>
-              <w:t>Moyenne</w:t>
-            </w:r>
-          </w:p>
-        </w:tc>
-        <w:tc>
-          <w:tcPr>
-            <w:tcW w:type="dxa" w:w="1247"/>
-          </w:tcPr>
-          <w:p>
-            <w:r>
-              <w:rPr>
-                <w:b/>
-                <w:i w:val="0"/>
-                <w:sz w:val="16"/>
-              </w:rPr>
-              <w:t>S09</w:t>
-              <w:br/>
-            </w:r>
-            <w:r>
-              <w:rPr>
-                <w:b w:val="0"/>
-                <w:i w:val="0"/>
-                <w:color w:val="64748B"/>
-                <w:sz w:val="14"/>
-              </w:rPr>
-              <w:t>Dépenses non alimentaires</w:t>
-            </w:r>
-          </w:p>
-        </w:tc>
-        <w:tc>
-          <w:tcPr>
-            <w:tcW w:type="dxa" w:w="1531"/>
-          </w:tcPr>
-          <w:p>
-            <w:r>
-              <w:rPr>
-                <w:b/>
-                <w:i w:val="0"/>
-                <w:color w:val="16A34A"/>
-                <w:sz w:val="16"/>
-              </w:rPr>
-              <w:t>—</w:t>
-            </w:r>
-          </w:p>
-        </w:tc>
-        <w:tc>
-          <w:tcPr>
-            <w:tcW w:type="dxa" w:w="1191"/>
-          </w:tcPr>
-          <w:p>
-            <w:r>
-              <w:rPr>
-                <w:b w:val="0"/>
-                <w:i w:val="0"/>
-                <w:color w:val="64748B"/>
-                <w:sz w:val="16"/>
-              </w:rPr>
-              <w:t>GT-CQ</w:t>
-            </w:r>
-          </w:p>
-        </w:tc>
-        <w:tc>
-          <w:tcPr>
-            <w:tcW w:type="dxa" w:w="4706"/>
-          </w:tcPr>
-          <w:p>
-            <w:r>
-              <w:rPr>
-                <w:b w:val="0"/>
-                <w:i w:val="0"/>
-                <w:sz w:val="17"/>
-              </w:rPr>
-              <w:t>) est relativement élevé.</w:t>
-            </w:r>
-          </w:p>
-        </w:tc>
-      </w:tr>
-      <w:tr>
-        <w:tc>
-          <w:tcPr>
-            <w:tcW w:type="dxa" w:w="964"/>
-          </w:tcPr>
-          <w:p>
-            <w:r>
-              <w:rPr>
-                <w:b/>
-                <w:i w:val="0"/>
-                <w:color w:val="EA580C"/>
-                <w:sz w:val="16"/>
-              </w:rPr>
-              <w:t>Moyenne</w:t>
-            </w:r>
-          </w:p>
-        </w:tc>
-        <w:tc>
-          <w:tcPr>
-            <w:tcW w:type="dxa" w:w="1247"/>
-          </w:tcPr>
-          <w:p>
-            <w:r>
-              <w:rPr>
-                <w:b/>
-                <w:i w:val="0"/>
-                <w:sz w:val="16"/>
-              </w:rPr>
-              <w:t>S09</w:t>
-              <w:br/>
-            </w:r>
-            <w:r>
-              <w:rPr>
-                <w:b w:val="0"/>
-                <w:i w:val="0"/>
-                <w:color w:val="64748B"/>
-                <w:sz w:val="14"/>
-              </w:rPr>
-              <w:t>Dépenses non alimentaires</w:t>
-            </w:r>
-          </w:p>
-        </w:tc>
-        <w:tc>
-          <w:tcPr>
-            <w:tcW w:type="dxa" w:w="1531"/>
-          </w:tcPr>
-          <w:p>
-            <w:r>
-              <w:rPr>
-                <w:b/>
-                <w:i w:val="0"/>
-                <w:color w:val="16A34A"/>
-                <w:sz w:val="16"/>
-              </w:rPr>
-              <w:t>—</w:t>
-            </w:r>
-          </w:p>
-        </w:tc>
-        <w:tc>
-          <w:tcPr>
-            <w:tcW w:type="dxa" w:w="1191"/>
-          </w:tcPr>
-          <w:p>
-            <w:r>
-              <w:rPr>
-                <w:b w:val="0"/>
-                <w:i w:val="0"/>
-                <w:color w:val="64748B"/>
-                <w:sz w:val="16"/>
-              </w:rPr>
-              <w:t>GT-CQ</w:t>
-            </w:r>
-          </w:p>
-        </w:tc>
-        <w:tc>
-          <w:tcPr>
-            <w:tcW w:type="dxa" w:w="4706"/>
-          </w:tcPr>
-          <w:p>
-            <w:r>
-              <w:rPr>
-                <w:b w:val="0"/>
-                <w:i w:val="0"/>
-                <w:sz w:val="17"/>
-              </w:rPr>
-              <w:t>Prière de corriger ou de confirmer avec le QG.</w:t>
-            </w:r>
-          </w:p>
-        </w:tc>
-      </w:tr>
-      <w:tr>
-        <w:tc>
-          <w:tcPr>
-            <w:tcW w:type="dxa" w:w="964"/>
-          </w:tcPr>
-          <w:p>
-            <w:r>
-              <w:rPr>
-                <w:b/>
-                <w:i w:val="0"/>
-                <w:color w:val="EA580C"/>
-                <w:sz w:val="16"/>
-              </w:rPr>
-              <w:t>Moyenne</w:t>
-            </w:r>
-          </w:p>
-        </w:tc>
-        <w:tc>
-          <w:tcPr>
-            <w:tcW w:type="dxa" w:w="1247"/>
-          </w:tcPr>
-          <w:p>
-            <w:r>
-              <w:rPr>
-                <w:b/>
-                <w:i w:val="0"/>
-                <w:sz w:val="16"/>
-              </w:rPr>
-              <w:t>S10</w:t>
-              <w:br/>
-            </w:r>
-            <w:r>
-              <w:rPr>
-                <w:b w:val="0"/>
-                <w:i w:val="0"/>
-                <w:color w:val="64748B"/>
-                <w:sz w:val="14"/>
-              </w:rPr>
-              <w:t>Logement</w:t>
-            </w:r>
-          </w:p>
-        </w:tc>
-        <w:tc>
-          <w:tcPr>
-            <w:tcW w:type="dxa" w:w="1531"/>
-          </w:tcPr>
-          <w:p>
-            <w:r>
-              <w:rPr>
-                <w:b/>
-                <w:i w:val="0"/>
-                <w:color w:val="16A34A"/>
-                <w:sz w:val="16"/>
-              </w:rPr>
-              <w:t>s10q46, s10q48, s10q50</w:t>
-            </w:r>
-          </w:p>
-        </w:tc>
-        <w:tc>
-          <w:tcPr>
-            <w:tcW w:type="dxa" w:w="1191"/>
-          </w:tcPr>
-          <w:p>
-            <w:r>
-              <w:rPr>
-                <w:b w:val="0"/>
-                <w:i w:val="0"/>
-                <w:color w:val="64748B"/>
-                <w:sz w:val="16"/>
-              </w:rPr>
-              <w:t>GT-CQ</w:t>
-            </w:r>
-          </w:p>
-        </w:tc>
-        <w:tc>
-          <w:tcPr>
-            <w:tcW w:type="dxa" w:w="4706"/>
-          </w:tcPr>
-          <w:p>
-            <w:r>
-              <w:rPr>
-                <w:b w:val="0"/>
-                <w:i w:val="0"/>
-                <w:sz w:val="17"/>
-              </w:rPr>
-              <w:t>L'entreprise service de lingerie existe dit n'avoir pas fait la revente de marchandises achetées et revendues en état, aussi le montant obtenus sur la vente de produits transformés par l'entreprise  n'a reçu aucune somme sur les reventes (s10q46=0 &amp; s10q48=0 &amp; s10q50=0); alors s'agit-il de quelle entreprise ?  service de lingerie fonctionne mais vous avez pris 0 dans les questions 10.46 10.47 10.48 10.49 10.50, prière d'estimer afin de renseigner les questions qui concernent l'entreprise.</w:t>
-            </w:r>
-          </w:p>
-        </w:tc>
-      </w:tr>
-      <w:tr>
-        <w:tc>
-          <w:tcPr>
-            <w:tcW w:type="dxa" w:w="964"/>
-          </w:tcPr>
-          <w:p>
-            <w:r>
-              <w:rPr>
-                <w:b/>
-                <w:i w:val="0"/>
-                <w:color w:val="EA580C"/>
-                <w:sz w:val="16"/>
-              </w:rPr>
-              <w:t>Moyenne</w:t>
-            </w:r>
-          </w:p>
-        </w:tc>
-        <w:tc>
-          <w:tcPr>
-            <w:tcW w:type="dxa" w:w="1247"/>
-          </w:tcPr>
-          <w:p>
-            <w:r>
-              <w:rPr>
-                <w:b/>
-                <w:i w:val="0"/>
-                <w:sz w:val="16"/>
-              </w:rPr>
-              <w:t>S11</w:t>
-              <w:br/>
-            </w:r>
-            <w:r>
-              <w:rPr>
-                <w:b w:val="0"/>
-                <w:i w:val="0"/>
-                <w:color w:val="64748B"/>
-                <w:sz w:val="14"/>
-              </w:rPr>
-              <w:t>Logement / cadre de vie</w:t>
-            </w:r>
-          </w:p>
-        </w:tc>
-        <w:tc>
-          <w:tcPr>
-            <w:tcW w:type="dxa" w:w="1531"/>
-          </w:tcPr>
-          <w:p>
-            <w:r>
-              <w:rPr>
-                <w:b/>
-                <w:i w:val="0"/>
-                <w:color w:val="16A34A"/>
-                <w:sz w:val="16"/>
-              </w:rPr>
-              <w:t>s00q11, s01q03b, s01q04b, s02q01__1, s02q02__1, s02q03__1, s02q04, s02q15</w:t>
-            </w:r>
-          </w:p>
-        </w:tc>
-        <w:tc>
-          <w:tcPr>
-            <w:tcW w:type="dxa" w:w="1191"/>
-          </w:tcPr>
-          <w:p>
-            <w:r>
-              <w:rPr>
-                <w:b w:val="0"/>
-                <w:i w:val="0"/>
-                <w:color w:val="64748B"/>
-                <w:sz w:val="16"/>
-              </w:rPr>
-              <w:t>GT-CQ</w:t>
-            </w:r>
-          </w:p>
-        </w:tc>
-        <w:tc>
-          <w:tcPr>
-            <w:tcW w:type="dxa" w:w="4706"/>
-          </w:tcPr>
-          <w:p>
-            <w:r>
-              <w:rPr>
-                <w:b w:val="0"/>
-                <w:i w:val="0"/>
-                <w:sz w:val="17"/>
-              </w:rPr>
-              <w:t>Le montant (150000 FCFA) du loyer mensuel payé pour un logement comme le votre (Maison Basse) dans ce village/quartier est trop élevé, Veuillez s'il vous plaît corriger cette information.</w:t>
-            </w:r>
-          </w:p>
-        </w:tc>
-      </w:tr>
-      <w:tr>
-        <w:tc>
-          <w:tcPr>
-            <w:tcW w:type="dxa" w:w="964"/>
-          </w:tcPr>
-          <w:p>
-            <w:r>
-              <w:rPr>
-                <w:b/>
-                <w:i w:val="0"/>
-                <w:color w:val="EA580C"/>
-                <w:sz w:val="16"/>
-              </w:rPr>
-              <w:t>Moyenne</w:t>
-            </w:r>
-          </w:p>
-        </w:tc>
-        <w:tc>
-          <w:tcPr>
-            <w:tcW w:type="dxa" w:w="1247"/>
-          </w:tcPr>
-          <w:p>
-            <w:r>
-              <w:rPr>
-                <w:b/>
-                <w:i w:val="0"/>
-                <w:sz w:val="16"/>
-              </w:rPr>
-              <w:t>S11</w:t>
-              <w:br/>
-            </w:r>
-            <w:r>
-              <w:rPr>
-                <w:b w:val="0"/>
-                <w:i w:val="0"/>
-                <w:color w:val="64748B"/>
-                <w:sz w:val="14"/>
-              </w:rPr>
-              <w:t>Logement / cadre de vie</w:t>
-            </w:r>
-          </w:p>
-        </w:tc>
-        <w:tc>
-          <w:tcPr>
-            <w:tcW w:type="dxa" w:w="1531"/>
-          </w:tcPr>
-          <w:p>
-            <w:r>
-              <w:rPr>
-                <w:b/>
-                <w:i w:val="0"/>
-                <w:color w:val="16A34A"/>
-                <w:sz w:val="16"/>
-              </w:rPr>
-              <w:t>s01q16, s02q23, s03q42, s04q30__8, s04q51, s04q51_unite, s04q68, s06q19</w:t>
-            </w:r>
-          </w:p>
-        </w:tc>
-        <w:tc>
-          <w:tcPr>
-            <w:tcW w:type="dxa" w:w="1191"/>
-          </w:tcPr>
-          <w:p>
-            <w:r>
-              <w:rPr>
-                <w:b w:val="0"/>
-                <w:i w:val="0"/>
-                <w:color w:val="64748B"/>
-                <w:sz w:val="16"/>
-              </w:rPr>
-              <w:t>GT-CQ</w:t>
-            </w:r>
-          </w:p>
-        </w:tc>
-        <w:tc>
-          <w:tcPr>
-            <w:tcW w:type="dxa" w:w="4706"/>
-          </w:tcPr>
-          <w:p>
-            <w:r>
-              <w:rPr>
-                <w:b w:val="0"/>
-                <w:i w:val="0"/>
-                <w:sz w:val="17"/>
-              </w:rPr>
-              <w:t>Comment votre ménage se débarrasse-t-il de ses ordures ménagères, prière de classer ces autres à preciser car ils existent dejà.</w:t>
-            </w:r>
-          </w:p>
-        </w:tc>
-      </w:tr>
-      <w:tr>
-        <w:tc>
-          <w:tcPr>
-            <w:tcW w:type="dxa" w:w="964"/>
-          </w:tcPr>
-          <w:p>
-            <w:r>
-              <w:rPr>
-                <w:b/>
-                <w:i w:val="0"/>
-                <w:color w:val="EA580C"/>
-                <w:sz w:val="16"/>
-              </w:rPr>
-              <w:t>Moyenne</w:t>
-            </w:r>
-          </w:p>
-        </w:tc>
-        <w:tc>
-          <w:tcPr>
-            <w:tcW w:type="dxa" w:w="1247"/>
-          </w:tcPr>
-          <w:p>
-            <w:r>
-              <w:rPr>
-                <w:b/>
-                <w:i w:val="0"/>
-                <w:sz w:val="16"/>
-              </w:rPr>
-              <w:t>S11</w:t>
-              <w:br/>
-            </w:r>
-            <w:r>
-              <w:rPr>
-                <w:b w:val="0"/>
-                <w:i w:val="0"/>
-                <w:color w:val="64748B"/>
-                <w:sz w:val="14"/>
-              </w:rPr>
-              <w:t>Logement / cadre de vie</w:t>
-            </w:r>
-          </w:p>
-        </w:tc>
-        <w:tc>
-          <w:tcPr>
-            <w:tcW w:type="dxa" w:w="1531"/>
-          </w:tcPr>
-          <w:p>
-            <w:r>
-              <w:rPr>
-                <w:b/>
-                <w:i w:val="0"/>
-                <w:color w:val="16A34A"/>
-                <w:sz w:val="16"/>
-              </w:rPr>
-              <w:t>s01q23, s01q00b, s01q23_autre</w:t>
-            </w:r>
-          </w:p>
-        </w:tc>
-        <w:tc>
-          <w:tcPr>
-            <w:tcW w:type="dxa" w:w="1191"/>
-          </w:tcPr>
-          <w:p>
-            <w:r>
-              <w:rPr>
-                <w:b w:val="0"/>
-                <w:i w:val="0"/>
-                <w:color w:val="64748B"/>
-                <w:sz w:val="16"/>
-              </w:rPr>
-              <w:t>GT-CQ</w:t>
-            </w:r>
-          </w:p>
-        </w:tc>
-        <w:tc>
-          <w:tcPr>
-            <w:tcW w:type="dxa" w:w="4706"/>
-          </w:tcPr>
-          <w:p>
-            <w:r>
-              <w:rPr>
-                <w:b w:val="0"/>
-                <w:i w:val="0"/>
-                <w:sz w:val="17"/>
-              </w:rPr>
               <w:t>Le ménage se débarrasse de ses ordures ménagères avec dans les champs et semble exister dans les modalités, prière de prendre attache avec le QG pour plus d'explication afin de la classer bien.</w:t>
-            </w:r>
-          </w:p>
-        </w:tc>
-      </w:tr>
-      <w:tr>
-        <w:tc>
-          <w:tcPr>
-            <w:tcW w:type="dxa" w:w="964"/>
-          </w:tcPr>
-          <w:p>
-            <w:r>
-              <w:rPr>
-                <w:b/>
-                <w:i w:val="0"/>
-                <w:color w:val="EA580C"/>
-                <w:sz w:val="16"/>
-              </w:rPr>
-              <w:t>Moyenne</w:t>
-            </w:r>
-          </w:p>
-        </w:tc>
-        <w:tc>
-          <w:tcPr>
-            <w:tcW w:type="dxa" w:w="1247"/>
-          </w:tcPr>
-          <w:p>
-            <w:r>
-              <w:rPr>
-                <w:b/>
-                <w:i w:val="0"/>
-                <w:sz w:val="16"/>
-              </w:rPr>
-              <w:t>S13</w:t>
-              <w:br/>
-            </w:r>
-            <w:r>
-              <w:rPr>
-                <w:b w:val="0"/>
-                <w:i w:val="0"/>
-                <w:color w:val="64748B"/>
-                <w:sz w:val="14"/>
-              </w:rPr>
-              <w:t>Transferts</w:t>
-            </w:r>
-          </w:p>
-        </w:tc>
-        <w:tc>
-          <w:tcPr>
-            <w:tcW w:type="dxa" w:w="1531"/>
-          </w:tcPr>
-          <w:p>
-            <w:r>
-              <w:rPr>
-                <w:b/>
-                <w:i w:val="0"/>
-                <w:color w:val="16A34A"/>
-                <w:sz w:val="16"/>
-              </w:rPr>
-              <w:t>s00q07a, s00q08, s00q10, s00q13_0, s00q15_0, s00q17_0, s00q23a, s00q23b</w:t>
-            </w:r>
-          </w:p>
-        </w:tc>
-        <w:tc>
-          <w:tcPr>
-            <w:tcW w:type="dxa" w:w="1191"/>
-          </w:tcPr>
-          <w:p>
-            <w:r>
-              <w:rPr>
-                <w:b w:val="0"/>
-                <w:i w:val="0"/>
-                <w:color w:val="64748B"/>
-                <w:sz w:val="16"/>
-              </w:rPr>
-              <w:t>GT-CQ</w:t>
-            </w:r>
-          </w:p>
-        </w:tc>
-        <w:tc>
-          <w:tcPr>
-            <w:tcW w:type="dxa" w:w="4706"/>
-          </w:tcPr>
-          <w:p>
-            <w:r>
-              <w:rPr>
-                <w:b w:val="0"/>
-                <w:i w:val="0"/>
-                <w:sz w:val="17"/>
-              </w:rPr>
-              <w:t>L'enquêteur prière de fournir d'effort pour avoir le niveau d'étude et l'âge de celui qui a béneficié de l'argent dans la section 13b (Transfert emis).</w:t>
             </w:r>
           </w:p>
         </w:tc>
